--- a/[1]Books/Captain Horai.docx
+++ b/[1]Books/Captain Horai.docx
@@ -8,7 +8,7 @@
         <w:spacing/>
         <w:ind/>
         <w:rPr>
-          <w:rFonts w:ascii="Calibri" w:hAnsi="Calibri" w:cs="Calibri"/>
+          <w:rFonts w:ascii="Calibri" w:hAnsi="Calibri" w:eastAsia="Calibri" w:cs="Calibri"/>
           <w:sz w:val="24"/>
           <w:szCs w:val="24"/>
           <w:highlight w:val="none"/>
@@ -20,11 +20,11 @@
           <w:sz w:val="24"/>
           <w:szCs w:val="24"/>
         </w:rPr>
-        <w:t xml:space="preserve">::[??]::</w:t>
+        <w:t xml:space="preserve">::[Visage vessel log – M Class pirate frigate]::</w:t>
       </w:r>
       <w:r>
         <w:rPr>
-          <w:rFonts w:ascii="Calibri" w:hAnsi="Calibri" w:cs="Calibri"/>
+          <w:rFonts w:ascii="Calibri" w:hAnsi="Calibri" w:eastAsia="Calibri" w:cs="Calibri"/>
           <w:sz w:val="24"/>
           <w:szCs w:val="24"/>
           <w:highlight w:val="none"/>
@@ -32,7 +32,30 @@
       </w:r>
       <w:r>
         <w:rPr>
+          <w:rFonts w:ascii="Calibri" w:hAnsi="Calibri" w:eastAsia="Calibri" w:cs="Calibri"/>
+          <w:sz w:val="24"/>
+          <w:szCs w:val="24"/>
+          <w:highlight w:val="none"/>
+        </w:rPr>
+      </w:r>
+      <w:r>
+        <w:rPr>
+          <w:rFonts w:ascii="Calibri" w:hAnsi="Calibri" w:eastAsia="Calibri" w:cs="Calibri"/>
+          <w:sz w:val="24"/>
+          <w:szCs w:val="24"/>
+        </w:rPr>
+      </w:r>
+      <w:r>
+        <w:rPr>
           <w:rFonts w:ascii="Calibri" w:hAnsi="Calibri" w:cs="Calibri"/>
+          <w:sz w:val="24"/>
+          <w:szCs w:val="24"/>
+          <w:highlight w:val="none"/>
+        </w:rPr>
+      </w:r>
+      <w:r>
+        <w:rPr>
+          <w:rFonts w:ascii="Calibri" w:hAnsi="Calibri" w:eastAsia="Calibri" w:cs="Calibri"/>
           <w:sz w:val="24"/>
           <w:szCs w:val="24"/>
           <w:highlight w:val="none"/>
@@ -96,7 +119,7 @@
           <w:szCs w:val="24"/>
           <w:highlight w:val="none"/>
         </w:rPr>
-        <w:t xml:space="preserve">Jalak: Not yet you sodding toothlis bastard! Wait for da meat to cuuk or we all blow up da toilets again!</w:t>
+        <w:t xml:space="preserve">Jalak: Not yit you sodding toothlis bastard! Wait for da meat to cuuk or we all blow up da toilets again!</w:t>
       </w:r>
       <w:r>
         <w:rPr>
@@ -438,7 +461,7 @@
           <w:szCs w:val="24"/>
           <w:highlight w:val="none"/>
         </w:rPr>
-        <w:t xml:space="preserve">Grog: Waiting to depart its beautiful overprotective fort soon, Boss.</w:t>
+        <w:t xml:space="preserve">Grog: Waiting to depart its beautiful overprotective fort, Boss.</w:t>
       </w:r>
       <w:r>
         <w:rPr>
@@ -514,7 +537,7 @@
           <w:szCs w:val="24"/>
           <w:highlight w:val="none"/>
         </w:rPr>
-        <w:t xml:space="preserve">Jalak: No worry Boss, Jalak is maister cook, he he.</w:t>
+        <w:t xml:space="preserve">Jalak: No worri Boss, Jalak is maister chef, he he.</w:t>
       </w:r>
       <w:r>
         <w:rPr>
@@ -552,7 +575,7 @@
           <w:szCs w:val="24"/>
           <w:highlight w:val="none"/>
         </w:rPr>
-        <w:t xml:space="preserve">Captain: Oh merciless gods, the sacrifices I endure for this posy. Set a course for the rendezvous </w:t>
+        <w:t xml:space="preserve">Captain: Oh merciless gods, the sacrifices you make me endure. Set a course for the rendezvous </w:t>
       </w:r>
       <w:r>
         <w:rPr>
@@ -637,7 +660,7 @@
           <w:szCs w:val="24"/>
           <w:highlight w:val="none"/>
         </w:rPr>
-        <w:t xml:space="preserve">Captain: The ambush place, Grog. Go to the freaking ambush place before I whip you a few!</w:t>
+        <w:t xml:space="preserve">Captain: The ambush place, Grog. Go to the ambush place before I whip you a few!</w:t>
       </w:r>
       <w:r>
         <w:rPr>
@@ -768,7 +791,7 @@
           <w:szCs w:val="24"/>
           <w:highlight w:val="none"/>
         </w:rPr>
-        <w:t xml:space="preserve">Captain: Boys, fire the chants of thunder and fire!</w:t>
+        <w:t xml:space="preserve">Captain: Let’s have us a jolly good singing to raise the spirits on deck!</w:t>
       </w:r>
       <w:r>
         <w:rPr>
@@ -2278,7 +2301,7 @@
       </w:r>
       <w:r>
         <w:rPr>
-          <w:rFonts w:ascii="Calibri" w:hAnsi="Calibri" w:cs="Calibri"/>
+          <w:rFonts w:ascii="Calibri" w:hAnsi="Calibri" w:eastAsia="Calibri" w:cs="Calibri"/>
           <w:sz w:val="24"/>
           <w:szCs w:val="24"/>
           <w:highlight w:val="none"/>
@@ -2316,7 +2339,7 @@
       </w:r>
       <w:r>
         <w:rPr>
-          <w:rFonts w:ascii="Calibri" w:hAnsi="Calibri" w:cs="Calibri"/>
+          <w:rFonts w:ascii="Calibri" w:hAnsi="Calibri" w:eastAsia="Calibri" w:cs="Calibri"/>
           <w:sz w:val="24"/>
           <w:szCs w:val="24"/>
           <w:highlight w:val="none"/>
@@ -2363,7 +2386,7 @@
       </w:r>
       <w:r>
         <w:rPr>
-          <w:rFonts w:ascii="Calibri" w:hAnsi="Calibri" w:cs="Calibri"/>
+          <w:rFonts w:ascii="Calibri" w:hAnsi="Calibri" w:eastAsia="Calibri" w:cs="Calibri"/>
           <w:sz w:val="24"/>
           <w:szCs w:val="24"/>
           <w:highlight w:val="none"/>
@@ -2397,7 +2420,7 @@
           <w:szCs w:val="24"/>
           <w:highlight w:val="none"/>
         </w:rPr>
-        <w:t xml:space="preserve">Grog: Certainly captain!</w:t>
+        <w:t xml:space="preserve">Grog: Ayyy captain!</w:t>
       </w:r>
       <w:r>
         <w:rPr>
@@ -2482,11 +2505,11 @@
           <w:szCs w:val="24"/>
           <w:highlight w:val="none"/>
         </w:rPr>
-        <w:t xml:space="preserve"> We came to recommission this ‘beaut’ of a ship here. I hope you took real good care of it for by Boys to fly around.</w:t>
+        <w:t xml:space="preserve"> We came to recommission this ‘beaut’ of a ship here. I hope you took real good care of it for us.</w:t>
       </w:r>
       <w:r>
         <w:rPr>
-          <w:rFonts w:ascii="Calibri" w:hAnsi="Calibri" w:cs="Calibri"/>
+          <w:rFonts w:ascii="Calibri" w:hAnsi="Calibri" w:eastAsia="Calibri" w:cs="Calibri"/>
           <w:sz w:val="24"/>
           <w:szCs w:val="24"/>
           <w:highlight w:val="none"/>
@@ -2548,34 +2571,12 @@
           <w:highlight w:val="yellow"/>
         </w:rPr>
       </w:r>
-    </w:p>
-    <w:p>
-      <w:pPr>
-        <w:pBdr/>
-        <w:spacing/>
-        <w:ind/>
+      <w:r>
         <w:rPr>
           <w:rFonts w:ascii="Calibri" w:hAnsi="Calibri" w:eastAsia="Calibri" w:cs="Calibri"/>
           <w:sz w:val="24"/>
           <w:szCs w:val="24"/>
           <w:highlight w:val="none"/>
-        </w:rPr>
-      </w:pPr>
-      <w:r>
-        <w:rPr>
-          <w:rFonts w:ascii="Calibri" w:hAnsi="Calibri" w:eastAsia="Calibri" w:cs="Calibri"/>
-          <w:sz w:val="24"/>
-          <w:szCs w:val="24"/>
-          <w:highlight w:val="none"/>
-        </w:rPr>
-        <w:t xml:space="preserve">Captain: In the flesh.</w:t>
-      </w:r>
-      <w:r>
-        <w:rPr>
-          <w:rFonts w:ascii="Calibri" w:hAnsi="Calibri" w:eastAsia="Calibri" w:cs="Calibri"/>
-          <w:sz w:val="24"/>
-          <w:szCs w:val="24"/>
-          <w:highlight w:val="yellow"/>
         </w:rPr>
       </w:r>
     </w:p>
@@ -2598,6 +2599,44 @@
           <w:szCs w:val="24"/>
           <w:highlight w:val="none"/>
         </w:rPr>
+        <w:t xml:space="preserve">Captain: In the flesh, happy to oblige.</w:t>
+      </w:r>
+      <w:r>
+        <w:rPr>
+          <w:rFonts w:ascii="Calibri" w:hAnsi="Calibri" w:eastAsia="Calibri" w:cs="Calibri"/>
+          <w:sz w:val="24"/>
+          <w:szCs w:val="24"/>
+          <w:highlight w:val="yellow"/>
+        </w:rPr>
+      </w:r>
+      <w:r>
+        <w:rPr>
+          <w:rFonts w:ascii="Calibri" w:hAnsi="Calibri" w:eastAsia="Calibri" w:cs="Calibri"/>
+          <w:sz w:val="24"/>
+          <w:szCs w:val="24"/>
+          <w:highlight w:val="none"/>
+        </w:rPr>
+      </w:r>
+    </w:p>
+    <w:p>
+      <w:pPr>
+        <w:pBdr/>
+        <w:spacing/>
+        <w:ind/>
+        <w:rPr>
+          <w:rFonts w:ascii="Calibri" w:hAnsi="Calibri" w:eastAsia="Calibri" w:cs="Calibri"/>
+          <w:sz w:val="24"/>
+          <w:szCs w:val="24"/>
+          <w:highlight w:val="none"/>
+        </w:rPr>
+      </w:pPr>
+      <w:r>
+        <w:rPr>
+          <w:rFonts w:ascii="Calibri" w:hAnsi="Calibri" w:eastAsia="Calibri" w:cs="Calibri"/>
+          <w:sz w:val="24"/>
+          <w:szCs w:val="24"/>
+          <w:highlight w:val="none"/>
+        </w:rPr>
         <w:t xml:space="preserve">Guest: You will get nothing out of me, scum!</w:t>
       </w:r>
       <w:r>
@@ -2605,7 +2644,7 @@
           <w:rFonts w:ascii="Calibri" w:hAnsi="Calibri" w:eastAsia="Calibri" w:cs="Calibri"/>
           <w:sz w:val="24"/>
           <w:szCs w:val="24"/>
-          <w:highlight w:val="none"/>
+          <w:highlight w:val="yellow"/>
         </w:rPr>
       </w:r>
       <w:r>
@@ -2613,7 +2652,7 @@
           <w:rFonts w:ascii="Calibri" w:hAnsi="Calibri" w:eastAsia="Calibri" w:cs="Calibri"/>
           <w:sz w:val="24"/>
           <w:szCs w:val="24"/>
-          <w:highlight w:val="yellow"/>
+          <w:highlight w:val="none"/>
         </w:rPr>
       </w:r>
     </w:p>
@@ -2646,42 +2685,12 @@
           <w:highlight w:val="yellow"/>
         </w:rPr>
       </w:r>
-    </w:p>
-    <w:p>
-      <w:pPr>
-        <w:pBdr/>
-        <w:spacing/>
-        <w:ind/>
+      <w:r>
         <w:rPr>
           <w:rFonts w:ascii="Calibri" w:hAnsi="Calibri" w:eastAsia="Calibri" w:cs="Calibri"/>
           <w:sz w:val="24"/>
           <w:szCs w:val="24"/>
           <w:highlight w:val="none"/>
-        </w:rPr>
-      </w:pPr>
-      <w:r>
-        <w:rPr>
-          <w:rFonts w:ascii="Calibri" w:hAnsi="Calibri" w:eastAsia="Calibri" w:cs="Calibri"/>
-          <w:sz w:val="24"/>
-          <w:szCs w:val="24"/>
-          <w:highlight w:val="none"/>
-        </w:rPr>
-        <w:t xml:space="preserve">Captain: Now now, Jala. Let’s not be rude to our guest over here. We still have to find out what type of treasure he is bargaining his life for.</w:t>
-      </w:r>
-      <w:r>
-        <w:rPr>
-          <w:rFonts w:ascii="Calibri" w:hAnsi="Calibri" w:eastAsia="Calibri" w:cs="Calibri"/>
-          <w:sz w:val="24"/>
-          <w:szCs w:val="24"/>
-          <w:highlight w:val="none"/>
-        </w:rPr>
-      </w:r>
-      <w:r>
-        <w:rPr>
-          <w:rFonts w:ascii="Calibri" w:hAnsi="Calibri" w:eastAsia="Calibri" w:cs="Calibri"/>
-          <w:sz w:val="24"/>
-          <w:szCs w:val="24"/>
-          <w:highlight w:val="yellow"/>
         </w:rPr>
       </w:r>
     </w:p>
@@ -2694,6 +2703,44 @@
           <w:rFonts w:ascii="Calibri" w:hAnsi="Calibri" w:eastAsia="Calibri" w:cs="Calibri"/>
           <w:sz w:val="24"/>
           <w:szCs w:val="24"/>
+          <w:highlight w:val="none"/>
+        </w:rPr>
+      </w:pPr>
+      <w:r>
+        <w:rPr>
+          <w:rFonts w:ascii="Calibri" w:hAnsi="Calibri" w:eastAsia="Calibri" w:cs="Calibri"/>
+          <w:sz w:val="24"/>
+          <w:szCs w:val="24"/>
+          <w:highlight w:val="none"/>
+        </w:rPr>
+        <w:t xml:space="preserve">Captain: Now now, Jalak.. let’s not be rude to our guest over here. We still have to find out what type of treasure he is bargaining his life for.</w:t>
+      </w:r>
+      <w:r>
+        <w:rPr>
+          <w:rFonts w:ascii="Calibri" w:hAnsi="Calibri" w:eastAsia="Calibri" w:cs="Calibri"/>
+          <w:sz w:val="24"/>
+          <w:szCs w:val="24"/>
+          <w:highlight w:val="yellow"/>
+        </w:rPr>
+      </w:r>
+      <w:r>
+        <w:rPr>
+          <w:rFonts w:ascii="Calibri" w:hAnsi="Calibri" w:eastAsia="Calibri" w:cs="Calibri"/>
+          <w:sz w:val="24"/>
+          <w:szCs w:val="24"/>
+          <w:highlight w:val="none"/>
+        </w:rPr>
+      </w:r>
+    </w:p>
+    <w:p>
+      <w:pPr>
+        <w:pBdr/>
+        <w:spacing/>
+        <w:ind/>
+        <w:rPr>
+          <w:rFonts w:ascii="Calibri" w:hAnsi="Calibri" w:eastAsia="Calibri" w:cs="Calibri"/>
+          <w:sz w:val="24"/>
+          <w:szCs w:val="24"/>
           <w:highlight w:val="yellow"/>
         </w:rPr>
       </w:pPr>
@@ -2719,7 +2766,7 @@
           <w:rFonts w:ascii="Calibri" w:hAnsi="Calibri" w:eastAsia="Calibri" w:cs="Calibri"/>
           <w:sz w:val="24"/>
           <w:szCs w:val="24"/>
-          <w:highlight w:val="none"/>
+          <w:highlight w:val="yellow"/>
         </w:rPr>
       </w:r>
     </w:p>
@@ -2742,11 +2789,11 @@
           <w:szCs w:val="24"/>
           <w:highlight w:val="none"/>
         </w:rPr>
-        <w:t xml:space="preserve">Captain: Well, let me see. Reinforced armored hull, check. Sturdy cannons, check. Fight crew, check. Very secure vault, double check. So how is it that this is not an fat credit transfer between the colony?</w:t>
+        <w:t xml:space="preserve">Captain: Well, let me see. Reinforced armored hull, check. Sturdy cannons, check. Fight crew, check. Very secure vault, double check. So how is it that this is not a big juicy-fat credit transfer?</w:t>
       </w:r>
       <w:r>
         <w:rPr>
-          <w:rFonts w:ascii="Calibri" w:hAnsi="Calibri" w:cs="Calibri"/>
+          <w:rFonts w:ascii="Calibri" w:hAnsi="Calibri" w:eastAsia="Calibri" w:cs="Calibri"/>
           <w:sz w:val="24"/>
           <w:szCs w:val="24"/>
           <w:highlight w:val="none"/>
@@ -2780,11 +2827,11 @@
           <w:szCs w:val="24"/>
           <w:highlight w:val="white"/>
         </w:rPr>
-        <w:t xml:space="preserve">Guest: You will only find hell inside that vault!</w:t>
+        <w:t xml:space="preserve">Guest: You will only find hell inside there!</w:t>
       </w:r>
       <w:r>
         <w:rPr>
-          <w:rFonts w:ascii="Calibri" w:hAnsi="Calibri" w:cs="Calibri"/>
+          <w:rFonts w:ascii="Calibri" w:hAnsi="Calibri" w:eastAsia="Calibri" w:cs="Calibri"/>
           <w:sz w:val="24"/>
           <w:szCs w:val="24"/>
           <w:highlight w:val="white"/>
@@ -2827,7 +2874,15 @@
           <w:szCs w:val="24"/>
           <w:highlight w:val="none"/>
         </w:rPr>
-        <w:t xml:space="preserve"> Hell is welcoming around this parts. Do open those doors Mister Jalak!</w:t>
+        <w:t xml:space="preserve"> Hell is welcoming around these parts. Jalak, take a peak inside!</w:t>
+      </w:r>
+      <w:r>
+        <w:rPr>
+          <w:rFonts w:ascii="Calibri" w:hAnsi="Calibri" w:eastAsia="Calibri" w:cs="Calibri"/>
+          <w:sz w:val="24"/>
+          <w:szCs w:val="24"/>
+          <w:highlight w:val="none"/>
+        </w:rPr>
       </w:r>
       <w:r>
         <w:rPr>
@@ -2861,7 +2916,7 @@
       </w:r>
       <w:r>
         <w:rPr>
-          <w:rFonts w:ascii="Calibri" w:hAnsi="Calibri" w:cs="Calibri"/>
+          <w:rFonts w:ascii="Calibri" w:hAnsi="Calibri" w:eastAsia="Calibri" w:cs="Calibri"/>
           <w:sz w:val="24"/>
           <w:szCs w:val="24"/>
           <w:highlight w:val="none"/>
@@ -2895,11 +2950,11 @@
           <w:szCs w:val="24"/>
           <w:highlight w:val="none"/>
         </w:rPr>
-        <w:t xml:space="preserve">Jalak: Got da deors, Boss.! </w:t>
+        <w:t xml:space="preserve">Jalak: Got da deors, Boss! </w:t>
       </w:r>
       <w:r>
         <w:rPr>
-          <w:rFonts w:ascii="Calibri" w:hAnsi="Calibri" w:cs="Calibri"/>
+          <w:rFonts w:ascii="Calibri" w:hAnsi="Calibri" w:eastAsia="Calibri" w:cs="Calibri"/>
           <w:sz w:val="24"/>
           <w:szCs w:val="24"/>
           <w:highlight w:val="none"/>
@@ -2937,7 +2992,7 @@
       </w:r>
       <w:r>
         <w:rPr>
-          <w:rFonts w:ascii="Calibri" w:hAnsi="Calibri" w:cs="Calibri"/>
+          <w:rFonts w:ascii="Calibri" w:hAnsi="Calibri" w:eastAsia="Calibri" w:cs="Calibri"/>
           <w:sz w:val="24"/>
           <w:szCs w:val="24"/>
           <w:highlight w:val="none"/>
@@ -2981,6 +3036,14 @@
           <w:highlight w:val="none"/>
         </w:rPr>
       </w:r>
+      <w:r>
+        <w:rPr>
+          <w:rFonts w:ascii="Calibri" w:hAnsi="Calibri" w:eastAsia="Calibri" w:cs="Calibri"/>
+          <w:sz w:val="24"/>
+          <w:szCs w:val="24"/>
+          <w:highlight w:val="none"/>
+        </w:rPr>
+      </w:r>
     </w:p>
     <w:p>
       <w:pPr>
@@ -3011,31 +3074,9 @@
           <w:highlight w:val="none"/>
         </w:rPr>
       </w:r>
-    </w:p>
-    <w:p>
-      <w:pPr>
-        <w:pBdr/>
-        <w:spacing/>
-        <w:ind/>
+      <w:r>
         <w:rPr>
           <w:rFonts w:ascii="Calibri" w:hAnsi="Calibri" w:eastAsia="Calibri" w:cs="Calibri"/>
-          <w:sz w:val="24"/>
-          <w:szCs w:val="24"/>
-          <w:highlight w:val="none"/>
-        </w:rPr>
-      </w:pPr>
-      <w:r>
-        <w:rPr>
-          <w:rFonts w:ascii="Calibri" w:hAnsi="Calibri" w:eastAsia="Calibri" w:cs="Calibri"/>
-          <w:sz w:val="24"/>
-          <w:szCs w:val="24"/>
-          <w:highlight w:val="none"/>
-        </w:rPr>
-        <w:t xml:space="preserve">Captain: Boy, haul the respectable captain inside the chamber with one of the vials.</w:t>
-      </w:r>
-      <w:r>
-        <w:rPr>
-          <w:rFonts w:ascii="Calibri" w:hAnsi="Calibri" w:cs="Calibri"/>
           <w:sz w:val="24"/>
           <w:szCs w:val="24"/>
           <w:highlight w:val="none"/>
@@ -3061,6 +3102,44 @@
           <w:szCs w:val="24"/>
           <w:highlight w:val="none"/>
         </w:rPr>
+        <w:t xml:space="preserve">Captain: Boys, haul the respectable captain inside the chamber with one of the vials.</w:t>
+      </w:r>
+      <w:r>
+        <w:rPr>
+          <w:rFonts w:ascii="Calibri" w:hAnsi="Calibri" w:cs="Calibri"/>
+          <w:sz w:val="24"/>
+          <w:szCs w:val="24"/>
+          <w:highlight w:val="none"/>
+        </w:rPr>
+      </w:r>
+      <w:r>
+        <w:rPr>
+          <w:rFonts w:ascii="Calibri" w:hAnsi="Calibri" w:eastAsia="Calibri" w:cs="Calibri"/>
+          <w:sz w:val="24"/>
+          <w:szCs w:val="24"/>
+          <w:highlight w:val="none"/>
+        </w:rPr>
+      </w:r>
+    </w:p>
+    <w:p>
+      <w:pPr>
+        <w:pBdr/>
+        <w:spacing/>
+        <w:ind/>
+        <w:rPr>
+          <w:rFonts w:ascii="Calibri" w:hAnsi="Calibri" w:eastAsia="Calibri" w:cs="Calibri"/>
+          <w:sz w:val="24"/>
+          <w:szCs w:val="24"/>
+          <w:highlight w:val="none"/>
+        </w:rPr>
+      </w:pPr>
+      <w:r>
+        <w:rPr>
+          <w:rFonts w:ascii="Calibri" w:hAnsi="Calibri" w:eastAsia="Calibri" w:cs="Calibri"/>
+          <w:sz w:val="24"/>
+          <w:szCs w:val="24"/>
+          <w:highlight w:val="none"/>
+        </w:rPr>
         <w:t xml:space="preserve">Guest: NOOOOOOOO, let me go! Shoot me now, please, do not do this!</w:t>
       </w:r>
       <w:r>
@@ -3071,6 +3150,14 @@
           <w:highlight w:val="none"/>
         </w:rPr>
       </w:r>
+      <w:r>
+        <w:rPr>
+          <w:rFonts w:ascii="Calibri" w:hAnsi="Calibri" w:eastAsia="Calibri" w:cs="Calibri"/>
+          <w:sz w:val="24"/>
+          <w:szCs w:val="24"/>
+          <w:highlight w:val="none"/>
+        </w:rPr>
+      </w:r>
     </w:p>
     <w:p>
       <w:pPr>
@@ -3100,11 +3187,11 @@
           <w:szCs w:val="24"/>
           <w:highlight w:val="none"/>
         </w:rPr>
-        <w:t xml:space="preserve">The infamous Mutagen XY-9. A drop of this and its victim will go so inane to the point where he will rip his own guts out to eat them.</w:t>
+        <w:t xml:space="preserve">The infamous Mutagen XY-9. A drop of this and its victims will go so inane to the point where they will rip their own guts out to eat them.</w:t>
       </w:r>
       <w:r>
         <w:rPr>
-          <w:rFonts w:ascii="Calibri" w:hAnsi="Calibri" w:eastAsia="Calibri" w:cs="Calibri"/>
+          <w:rFonts w:ascii="Calibri" w:hAnsi="Calibri" w:cs="Calibri"/>
           <w:sz w:val="24"/>
           <w:szCs w:val="24"/>
           <w:highlight w:val="none"/>
@@ -3112,7 +3199,7 @@
       </w:r>
       <w:r>
         <w:rPr>
-          <w:rFonts w:ascii="Calibri" w:hAnsi="Calibri" w:cs="Calibri"/>
+          <w:rFonts w:ascii="Calibri" w:hAnsi="Calibri" w:eastAsia="Calibri" w:cs="Calibri"/>
           <w:sz w:val="24"/>
           <w:szCs w:val="24"/>
           <w:highlight w:val="none"/>
@@ -3148,28 +3235,6 @@
           <w:highlight w:val="none"/>
         </w:rPr>
       </w:r>
-    </w:p>
-    <w:p>
-      <w:pPr>
-        <w:pBdr/>
-        <w:spacing/>
-        <w:ind/>
-        <w:rPr>
-          <w:rFonts w:ascii="Calibri" w:hAnsi="Calibri" w:eastAsia="Calibri" w:cs="Calibri"/>
-          <w:sz w:val="24"/>
-          <w:szCs w:val="24"/>
-          <w:highlight w:val="none"/>
-        </w:rPr>
-      </w:pPr>
-      <w:r>
-        <w:rPr>
-          <w:rFonts w:ascii="Calibri" w:hAnsi="Calibri" w:eastAsia="Calibri" w:cs="Calibri"/>
-          <w:sz w:val="24"/>
-          <w:szCs w:val="24"/>
-          <w:highlight w:val="none"/>
-        </w:rPr>
-        <w:t xml:space="preserve">Captain: Did the Empire have mercy when it gunned down my unit and chased me like a dog to hide their own genocides we were forced to do in their names? There is no mercy here captain, only pain! Release the dose!</w:t>
-      </w:r>
       <w:r>
         <w:rPr>
           <w:rFonts w:ascii="Calibri" w:hAnsi="Calibri" w:eastAsia="Calibri" w:cs="Calibri"/>
@@ -3198,7 +3263,15 @@
           <w:szCs w:val="24"/>
           <w:highlight w:val="none"/>
         </w:rPr>
-        <w:t xml:space="preserve">::[Extremely violent sounds ravaged the background, for over 2 hours]::</w:t>
+        <w:t xml:space="preserve">Captain: Did the Empire have mercy when it gunned down my unit and chased me like a dog to hide their own genocides we were forced to do in its name? There is no mercy here captain, only pain! Release the dose!</w:t>
+      </w:r>
+      <w:r>
+        <w:rPr>
+          <w:rFonts w:ascii="Calibri" w:hAnsi="Calibri" w:eastAsia="Calibri" w:cs="Calibri"/>
+          <w:sz w:val="24"/>
+          <w:szCs w:val="24"/>
+          <w:highlight w:val="none"/>
+        </w:rPr>
       </w:r>
       <w:r>
         <w:rPr>
@@ -3228,6 +3301,44 @@
           <w:szCs w:val="24"/>
           <w:highlight w:val="none"/>
         </w:rPr>
+        <w:t xml:space="preserve">::[Extremely violent sounds ravage in the background for over 2 hours]::</w:t>
+      </w:r>
+      <w:r>
+        <w:rPr>
+          <w:rFonts w:ascii="Calibri" w:hAnsi="Calibri" w:eastAsia="Calibri" w:cs="Calibri"/>
+          <w:sz w:val="24"/>
+          <w:szCs w:val="24"/>
+          <w:highlight w:val="none"/>
+        </w:rPr>
+      </w:r>
+      <w:r>
+        <w:rPr>
+          <w:rFonts w:ascii="Calibri" w:hAnsi="Calibri" w:eastAsia="Calibri" w:cs="Calibri"/>
+          <w:sz w:val="24"/>
+          <w:szCs w:val="24"/>
+          <w:highlight w:val="none"/>
+        </w:rPr>
+      </w:r>
+    </w:p>
+    <w:p>
+      <w:pPr>
+        <w:pBdr/>
+        <w:spacing/>
+        <w:ind/>
+        <w:rPr>
+          <w:rFonts w:ascii="Calibri" w:hAnsi="Calibri" w:eastAsia="Calibri" w:cs="Calibri"/>
+          <w:sz w:val="24"/>
+          <w:szCs w:val="24"/>
+          <w:highlight w:val="none"/>
+        </w:rPr>
+      </w:pPr>
+      <w:r>
+        <w:rPr>
+          <w:rFonts w:ascii="Calibri" w:hAnsi="Calibri" w:eastAsia="Calibri" w:cs="Calibri"/>
+          <w:sz w:val="24"/>
+          <w:szCs w:val="24"/>
+          <w:highlight w:val="none"/>
+        </w:rPr>
         <w:t xml:space="preserve">Grog: Boss, what do we do with the stiff?</w:t>
       </w:r>
       <w:r>
@@ -3238,6 +3349,14 @@
           <w:highlight w:val="none"/>
         </w:rPr>
       </w:r>
+      <w:r>
+        <w:rPr>
+          <w:rFonts w:ascii="Calibri" w:hAnsi="Calibri" w:eastAsia="Calibri" w:cs="Calibri"/>
+          <w:sz w:val="24"/>
+          <w:szCs w:val="24"/>
+          <w:highlight w:val="none"/>
+        </w:rPr>
+      </w:r>
     </w:p>
     <w:p>
       <w:pPr>
@@ -3268,6 +3387,14 @@
           <w:highlight w:val="none"/>
         </w:rPr>
       </w:r>
+      <w:r>
+        <w:rPr>
+          <w:rFonts w:ascii="Calibri" w:hAnsi="Calibri" w:eastAsia="Calibri" w:cs="Calibri"/>
+          <w:sz w:val="24"/>
+          <w:szCs w:val="24"/>
+          <w:highlight w:val="none"/>
+        </w:rPr>
+      </w:r>
     </w:p>
     <w:p>
       <w:pPr>
@@ -3298,6 +3425,14 @@
           <w:highlight w:val="none"/>
         </w:rPr>
       </w:r>
+      <w:r>
+        <w:rPr>
+          <w:rFonts w:ascii="Calibri" w:hAnsi="Calibri" w:eastAsia="Calibri" w:cs="Calibri"/>
+          <w:sz w:val="24"/>
+          <w:szCs w:val="24"/>
+          <w:highlight w:val="none"/>
+        </w:rPr>
+      </w:r>
     </w:p>
     <w:p>
       <w:pPr>
@@ -3336,28 +3471,6 @@
           <w:highlight w:val="none"/>
         </w:rPr>
       </w:r>
-    </w:p>
-    <w:p>
-      <w:pPr>
-        <w:pBdr/>
-        <w:spacing/>
-        <w:ind/>
-        <w:rPr>
-          <w:rFonts w:ascii="Calibri" w:hAnsi="Calibri" w:eastAsia="Calibri" w:cs="Calibri"/>
-          <w:sz w:val="24"/>
-          <w:szCs w:val="24"/>
-          <w:highlight w:val="none"/>
-        </w:rPr>
-      </w:pPr>
-      <w:r>
-        <w:rPr>
-          <w:rFonts w:ascii="Calibri" w:hAnsi="Calibri" w:eastAsia="Calibri" w:cs="Calibri"/>
-          <w:sz w:val="24"/>
-          <w:szCs w:val="24"/>
-          <w:highlight w:val="none"/>
-        </w:rPr>
-        <w:t xml:space="preserve">Grog: What do we do with the vials?</w:t>
-      </w:r>
       <w:r>
         <w:rPr>
           <w:rFonts w:ascii="Calibri" w:hAnsi="Calibri" w:eastAsia="Calibri" w:cs="Calibri"/>
@@ -3386,7 +3499,7 @@
           <w:szCs w:val="24"/>
           <w:highlight w:val="none"/>
         </w:rPr>
-        <w:t xml:space="preserve">Captain: Be extremely careful with that. Set course for </w:t>
+        <w:t xml:space="preserve">Grog: What about the cache?</w:t>
       </w:r>
       <w:r>
         <w:rPr>
@@ -3397,9 +3510,38 @@
         </w:rPr>
       </w:r>
       <w:r>
-        <w:t xml:space="preserve"> Nix-08 Solar System</w:t>
+        <w:rPr>
+          <w:rFonts w:ascii="Calibri" w:hAnsi="Calibri" w:eastAsia="Calibri" w:cs="Calibri"/>
+          <w:sz w:val="24"/>
+          <w:szCs w:val="24"/>
+          <w:highlight w:val="none"/>
+        </w:rPr>
       </w:r>
-      <w:r/>
+    </w:p>
+    <w:p>
+      <w:pPr>
+        <w:pBdr/>
+        <w:spacing/>
+        <w:ind/>
+        <w:rPr>
+          <w:rFonts w:ascii="Calibri" w:hAnsi="Calibri" w:eastAsia="Calibri" w:cs="Calibri"/>
+          <w:sz w:val="24"/>
+          <w:szCs w:val="24"/>
+          <w:highlight w:val="none"/>
+        </w:rPr>
+      </w:pPr>
+      <w:r>
+        <w:rPr>
+          <w:rFonts w:ascii="Calibri" w:hAnsi="Calibri" w:eastAsia="Calibri" w:cs="Calibri"/>
+          <w:sz w:val="24"/>
+          <w:szCs w:val="24"/>
+          <w:highlight w:val="none"/>
+        </w:rPr>
+        <w:t xml:space="preserve">Captain: We will keep it nice and cold, and set course for </w:t>
+      </w:r>
+      <w:r>
+        <w:t xml:space="preserve">the Nix-08 Solar System</w:t>
+      </w:r>
       <w:r>
         <w:rPr>
           <w:rFonts w:ascii="Calibri" w:hAnsi="Calibri" w:eastAsia="Calibri" w:cs="Calibri"/>
@@ -3417,6 +3559,14 @@
           <w:highlight w:val="none"/>
         </w:rPr>
       </w:r>
+      <w:r>
+        <w:rPr>
+          <w:rFonts w:ascii="Calibri" w:hAnsi="Calibri" w:eastAsia="Calibri" w:cs="Calibri"/>
+          <w:sz w:val="24"/>
+          <w:szCs w:val="24"/>
+          <w:highlight w:val="none"/>
+        </w:rPr>
+      </w:r>
     </w:p>
     <w:p>
       <w:pPr>
@@ -3447,28 +3597,6 @@
           <w:highlight w:val="none"/>
         </w:rPr>
       </w:r>
-    </w:p>
-    <w:p>
-      <w:pPr>
-        <w:pBdr/>
-        <w:spacing/>
-        <w:ind/>
-        <w:rPr>
-          <w:rFonts w:ascii="Calibri" w:hAnsi="Calibri" w:eastAsia="Calibri" w:cs="Calibri"/>
-          <w:sz w:val="24"/>
-          <w:szCs w:val="24"/>
-          <w:highlight w:val="none"/>
-        </w:rPr>
-      </w:pPr>
-      <w:r>
-        <w:rPr>
-          <w:rFonts w:ascii="Calibri" w:hAnsi="Calibri" w:eastAsia="Calibri" w:cs="Calibri"/>
-          <w:sz w:val="24"/>
-          <w:szCs w:val="24"/>
-          <w:highlight w:val="none"/>
-        </w:rPr>
-        <w:t xml:space="preserve">Captain: Yes, we might just have a buyer there. And these little mutagens need a new wealthy owner.</w:t>
-      </w:r>
       <w:r>
         <w:rPr>
           <w:rFonts w:ascii="Calibri" w:hAnsi="Calibri" w:eastAsia="Calibri" w:cs="Calibri"/>
@@ -3497,6 +3625,44 @@
           <w:szCs w:val="24"/>
           <w:highlight w:val="none"/>
         </w:rPr>
+        <w:t xml:space="preserve">Captain: Yes, we might just have a buyer there. These little mutagens need a new wealthy owner.</w:t>
+      </w:r>
+      <w:r>
+        <w:rPr>
+          <w:rFonts w:ascii="Calibri" w:hAnsi="Calibri" w:eastAsia="Calibri" w:cs="Calibri"/>
+          <w:sz w:val="24"/>
+          <w:szCs w:val="24"/>
+          <w:highlight w:val="none"/>
+        </w:rPr>
+      </w:r>
+      <w:r>
+        <w:rPr>
+          <w:rFonts w:ascii="Calibri" w:hAnsi="Calibri" w:eastAsia="Calibri" w:cs="Calibri"/>
+          <w:sz w:val="24"/>
+          <w:szCs w:val="24"/>
+          <w:highlight w:val="none"/>
+        </w:rPr>
+      </w:r>
+    </w:p>
+    <w:p>
+      <w:pPr>
+        <w:pBdr/>
+        <w:spacing/>
+        <w:ind/>
+        <w:rPr>
+          <w:rFonts w:ascii="Calibri" w:hAnsi="Calibri" w:eastAsia="Calibri" w:cs="Calibri"/>
+          <w:sz w:val="24"/>
+          <w:szCs w:val="24"/>
+          <w:highlight w:val="none"/>
+        </w:rPr>
+      </w:pPr>
+      <w:r>
+        <w:rPr>
+          <w:rFonts w:ascii="Calibri" w:hAnsi="Calibri" w:eastAsia="Calibri" w:cs="Calibri"/>
+          <w:sz w:val="24"/>
+          <w:szCs w:val="24"/>
+          <w:highlight w:val="none"/>
+        </w:rPr>
         <w:t xml:space="preserve">Grog: Ay captain. Setting course!</w:t>
       </w:r>
       <w:r>
@@ -3507,6 +3673,14 @@
           <w:highlight w:val="none"/>
         </w:rPr>
       </w:r>
+      <w:r>
+        <w:rPr>
+          <w:rFonts w:ascii="Calibri" w:hAnsi="Calibri" w:eastAsia="Calibri" w:cs="Calibri"/>
+          <w:sz w:val="24"/>
+          <w:szCs w:val="24"/>
+          <w:highlight w:val="none"/>
+        </w:rPr>
+      </w:r>
     </w:p>
     <w:p>
       <w:pPr>
@@ -3545,6 +3719,14 @@
           <w:highlight w:val="none"/>
         </w:rPr>
       </w:r>
+      <w:r>
+        <w:rPr>
+          <w:rFonts w:ascii="Calibri" w:hAnsi="Calibri" w:eastAsia="Calibri" w:cs="Calibri"/>
+          <w:sz w:val="24"/>
+          <w:szCs w:val="24"/>
+          <w:highlight w:val="none"/>
+        </w:rPr>
+      </w:r>
     </w:p>
     <w:p>
       <w:pPr>
@@ -3558,14 +3740,6 @@
           <w:highlight w:val="none"/>
         </w:rPr>
       </w:pPr>
-      <w:r>
-        <w:rPr>
-          <w:rFonts w:ascii="Calibri" w:hAnsi="Calibri" w:eastAsia="Calibri" w:cs="Calibri"/>
-          <w:sz w:val="24"/>
-          <w:szCs w:val="24"/>
-          <w:highlight w:val="none"/>
-        </w:rPr>
-      </w:r>
       <w:r>
         <w:rPr>
           <w:rFonts w:ascii="Calibri" w:hAnsi="Calibri" w:eastAsia="Calibri" w:cs="Calibri"/>
@@ -3590,7 +3764,15 @@
           <w:szCs w:val="24"/>
           <w:highlight w:val="none"/>
         </w:rPr>
-        <w:t xml:space="preserve"> Perfect timing. Dig in boys! Soon, we’re gonna get a nice fat bonus.</w:t>
+        <w:t xml:space="preserve"> Perfect timing. Dig in boys! Soon, we’re gonna get a nice fat bonus to drink our brains out.</w:t>
+      </w:r>
+      <w:r>
+        <w:rPr>
+          <w:rFonts w:ascii="Calibri" w:hAnsi="Calibri" w:eastAsia="Calibri" w:cs="Calibri"/>
+          <w:sz w:val="24"/>
+          <w:szCs w:val="24"/>
+          <w:highlight w:val="none"/>
+        </w:rPr>
       </w:r>
       <w:r>
         <w:rPr>
@@ -3607,12 +3789,20 @@
         <w:spacing/>
         <w:ind/>
         <w:rPr>
+          <w:rFonts w:ascii="Calibri" w:hAnsi="Calibri" w:cs="Calibri"/>
+          <w:sz w:val="24"/>
+          <w:szCs w:val="24"/>
+          <w:highlight w:val="none"/>
+        </w:rPr>
+      </w:pPr>
+      <w:r>
+        <w:rPr>
           <w:rFonts w:ascii="Calibri" w:hAnsi="Calibri" w:eastAsia="Calibri" w:cs="Calibri"/>
           <w:sz w:val="24"/>
           <w:szCs w:val="24"/>
           <w:highlight w:val="none"/>
         </w:rPr>
-      </w:pPr>
+      </w:r>
       <w:r>
         <w:rPr>
           <w:rFonts w:ascii="Calibri" w:hAnsi="Calibri" w:eastAsia="Calibri" w:cs="Calibri"/>
@@ -3620,7 +3810,94 @@
           <w:szCs w:val="24"/>
           <w:highlight w:val="none"/>
         </w:rPr>
-        <w:t xml:space="preserve">::[End of trasnmission]::</w:t>
+        <w:t xml:space="preserve">Da Boys</w:t>
+      </w:r>
+      <w:r>
+        <w:rPr>
+          <w:rFonts w:ascii="Calibri" w:hAnsi="Calibri" w:eastAsia="Calibri" w:cs="Calibri"/>
+          <w:sz w:val="24"/>
+          <w:szCs w:val="24"/>
+          <w:highlight w:val="none"/>
+        </w:rPr>
+        <w:t xml:space="preserve">: Yarrr!</w:t>
+      </w:r>
+      <w:r>
+        <w:rPr>
+          <w:rFonts w:ascii="Calibri" w:hAnsi="Calibri" w:cs="Calibri"/>
+          <w:sz w:val="24"/>
+          <w:szCs w:val="24"/>
+          <w:highlight w:val="none"/>
+        </w:rPr>
+      </w:r>
+      <w:r>
+        <w:rPr>
+          <w:rFonts w:ascii="Calibri" w:hAnsi="Calibri" w:cs="Calibri"/>
+          <w:sz w:val="24"/>
+          <w:szCs w:val="24"/>
+          <w:highlight w:val="none"/>
+        </w:rPr>
+      </w:r>
+      <w:r>
+        <w:rPr>
+          <w:rFonts w:ascii="Calibri" w:hAnsi="Calibri" w:eastAsia="Calibri" w:cs="Calibri"/>
+          <w:sz w:val="24"/>
+          <w:szCs w:val="24"/>
+          <w:highlight w:val="none"/>
+        </w:rPr>
+      </w:r>
+      <w:r>
+        <w:rPr>
+          <w:rFonts w:ascii="Calibri" w:hAnsi="Calibri" w:eastAsia="Calibri" w:cs="Calibri"/>
+          <w:sz w:val="24"/>
+          <w:szCs w:val="24"/>
+          <w:highlight w:val="none"/>
+        </w:rPr>
+      </w:r>
+      <w:r>
+        <w:rPr>
+          <w:rFonts w:ascii="Calibri" w:hAnsi="Calibri" w:eastAsia="Calibri" w:cs="Calibri"/>
+          <w:sz w:val="24"/>
+          <w:szCs w:val="24"/>
+          <w:highlight w:val="none"/>
+        </w:rPr>
+      </w:r>
+      <w:r>
+        <w:rPr>
+          <w:rFonts w:ascii="Calibri" w:hAnsi="Calibri" w:cs="Calibri"/>
+          <w:sz w:val="24"/>
+          <w:szCs w:val="24"/>
+          <w:highlight w:val="none"/>
+        </w:rPr>
+      </w:r>
+    </w:p>
+    <w:p>
+      <w:pPr>
+        <w:pBdr/>
+        <w:spacing/>
+        <w:ind/>
+        <w:rPr>
+          <w:rFonts w:ascii="Calibri" w:hAnsi="Calibri" w:eastAsia="Calibri" w:cs="Calibri"/>
+          <w:sz w:val="24"/>
+          <w:szCs w:val="24"/>
+          <w:highlight w:val="none"/>
+        </w:rPr>
+      </w:pPr>
+      <w:r>
+        <w:rPr>
+          <w:rFonts w:ascii="Calibri" w:hAnsi="Calibri" w:eastAsia="Calibri" w:cs="Calibri"/>
+          <w:sz w:val="24"/>
+          <w:szCs w:val="24"/>
+          <w:highlight w:val="none"/>
+        </w:rPr>
+        <w:t xml:space="preserve">::[End of transmission. The buyer could not be identified due to captain Horai’s escape. Crew terminated after interrogation. Pending further pirate hunts]::</w:t>
+      </w:r>
+      <w:r>
+        <w:rPr>
+          <w:rFonts w:ascii="Calibri" w:hAnsi="Calibri" w:eastAsia="Calibri" w:cs="Calibri"/>
+          <w:sz w:val="24"/>
+          <w:szCs w:val="24"/>
+          <w:highlight w:val="none"/>
+        </w:rPr>
       </w:r>
       <w:r>
         <w:rPr>

--- a/[1]Books/Captain Horai.docx
+++ b/[1]Books/Captain Horai.docx
@@ -38,12 +38,27 @@
           <w:highlight w:val="none"/>
         </w:rPr>
       </w:r>
+    </w:p>
+    <w:p>
+      <w:pPr>
+        <w:pBdr/>
+        <w:spacing/>
+        <w:ind/>
+        <w:rPr>
+          <w:rFonts w:ascii="Calibri" w:hAnsi="Calibri" w:cs="Calibri"/>
+          <w:sz w:val="24"/>
+          <w:szCs w:val="24"/>
+          <w:highlight w:val="none"/>
+        </w:rPr>
+      </w:pPr>
       <w:r>
         <w:rPr>
           <w:rFonts w:ascii="Calibri" w:hAnsi="Calibri" w:eastAsia="Calibri" w:cs="Calibri"/>
           <w:sz w:val="24"/>
           <w:szCs w:val="24"/>
-        </w:rPr>
+          <w:highlight w:val="none"/>
+        </w:rPr>
+        <w:t xml:space="preserve">Grog: Oi, table head, is the food done?</w:t>
       </w:r>
       <w:r>
         <w:rPr>
@@ -55,7 +70,7 @@
       </w:r>
       <w:r>
         <w:rPr>
-          <w:rFonts w:ascii="Calibri" w:hAnsi="Calibri" w:eastAsia="Calibri" w:cs="Calibri"/>
+          <w:rFonts w:ascii="Calibri" w:hAnsi="Calibri" w:cs="Calibri"/>
           <w:sz w:val="24"/>
           <w:szCs w:val="24"/>
           <w:highlight w:val="none"/>
@@ -81,7 +96,7 @@
           <w:szCs w:val="24"/>
           <w:highlight w:val="none"/>
         </w:rPr>
-        <w:t xml:space="preserve">Grog: Oi, table head, is the food done?</w:t>
+        <w:t xml:space="preserve">Jalak: Not yit you sodding toothlis bastard! Wait for da meat to cuuk or we all blow up da toilets again!</w:t>
       </w:r>
       <w:r>
         <w:rPr>
@@ -119,7 +134,7 @@
           <w:szCs w:val="24"/>
           <w:highlight w:val="none"/>
         </w:rPr>
-        <w:t xml:space="preserve">Jalak: Not yit you sodding toothlis bastard! Wait for da meat to cuuk or we all blow up da toilets again!</w:t>
+        <w:t xml:space="preserve">Grog: Boss won’t like that.</w:t>
       </w:r>
       <w:r>
         <w:rPr>
@@ -157,7 +172,7 @@
           <w:szCs w:val="24"/>
           <w:highlight w:val="none"/>
         </w:rPr>
-        <w:t xml:space="preserve">Grog: Boss won’t like that.</w:t>
+        <w:t xml:space="preserve">Jalak: Just fiv more minits!</w:t>
       </w:r>
       <w:r>
         <w:rPr>
@@ -195,7 +210,7 @@
           <w:szCs w:val="24"/>
           <w:highlight w:val="none"/>
         </w:rPr>
-        <w:t xml:space="preserve">Jalak: Just fiv more minits!</w:t>
+        <w:t xml:space="preserve">Grog: It was five more minutes, ten minutes ago! Are you cooking that lizard ass with a sprictonmoter lens at rays of the sun?</w:t>
       </w:r>
       <w:r>
         <w:rPr>
@@ -233,7 +248,7 @@
           <w:szCs w:val="24"/>
           <w:highlight w:val="none"/>
         </w:rPr>
-        <w:t xml:space="preserve">Grog: It was five more minutes, ten minutes ago! Are you cooking that lizard ass with a sprictonmoter lens at rays of the sun?</w:t>
+        <w:t xml:space="preserve">Jalak: It’s called ai sponctomater you critin cow!</w:t>
       </w:r>
       <w:r>
         <w:rPr>
@@ -271,7 +286,7 @@
           <w:szCs w:val="24"/>
           <w:highlight w:val="none"/>
         </w:rPr>
-        <w:t xml:space="preserve">Jalak: It’s called ai sponctomater you critin cow!</w:t>
+        <w:t xml:space="preserve">Captain: It’s called a spectometer, boys.</w:t>
       </w:r>
       <w:r>
         <w:rPr>
@@ -309,7 +324,7 @@
           <w:szCs w:val="24"/>
           <w:highlight w:val="none"/>
         </w:rPr>
-        <w:t xml:space="preserve">Captain: It’s called a spectometer, boys.</w:t>
+        <w:t xml:space="preserve">Grog: Captain Horai, we were just about to come and fetch ya! Weren’t we lads?</w:t>
       </w:r>
       <w:r>
         <w:rPr>
@@ -347,7 +362,7 @@
           <w:szCs w:val="24"/>
           <w:highlight w:val="none"/>
         </w:rPr>
-        <w:t xml:space="preserve">Grog: Captain Horai, we were just about to come and fetch ya! Weren’t we lads?</w:t>
+        <w:t xml:space="preserve">Da Boys: Ya ya!</w:t>
       </w:r>
       <w:r>
         <w:rPr>
@@ -385,7 +400,7 @@
           <w:szCs w:val="24"/>
           <w:highlight w:val="none"/>
         </w:rPr>
-        <w:t xml:space="preserve">Da Boys: Ya ya!</w:t>
+        <w:t xml:space="preserve">Captain: No lollygagging on my ship! Mister Grog, where is our whale?</w:t>
       </w:r>
       <w:r>
         <w:rPr>
@@ -423,7 +438,7 @@
           <w:szCs w:val="24"/>
           <w:highlight w:val="none"/>
         </w:rPr>
-        <w:t xml:space="preserve">Captain: No lollygagging on my ship! Mister Grog, where is our whale?</w:t>
+        <w:t xml:space="preserve">Grog: Waiting to depart its beautiful overprotective fort, Boss.</w:t>
       </w:r>
       <w:r>
         <w:rPr>
@@ -461,7 +476,7 @@
           <w:szCs w:val="24"/>
           <w:highlight w:val="none"/>
         </w:rPr>
-        <w:t xml:space="preserve">Grog: Waiting to depart its beautiful overprotective fort, Boss.</w:t>
+        <w:t xml:space="preserve">Captain: Jalak, don’t burn the meat or I’ll tell the boys to roast you this evening!</w:t>
       </w:r>
       <w:r>
         <w:rPr>
@@ -499,7 +514,7 @@
           <w:szCs w:val="24"/>
           <w:highlight w:val="none"/>
         </w:rPr>
-        <w:t xml:space="preserve">Captain: Jalak, don’t burn the meat or I’ll tell the boys to roast you this evening!</w:t>
+        <w:t xml:space="preserve">Jalak: No worri Boss, Jalak is maister chef, he he.</w:t>
       </w:r>
       <w:r>
         <w:rPr>
@@ -537,7 +552,16 @@
           <w:szCs w:val="24"/>
           <w:highlight w:val="none"/>
         </w:rPr>
-        <w:t xml:space="preserve">Jalak: No worri Boss, Jalak is maister chef, he he.</w:t>
+        <w:t xml:space="preserve">Captain: Oh merciless gods, the sacrifices you make me endure. Set a course for the rendezvous </w:t>
+      </w:r>
+      <w:r>
+        <w:rPr>
+          <w:rFonts w:ascii="Calibri" w:hAnsi="Calibri" w:eastAsia="Calibri" w:cs="Calibri"/>
+          <w:sz w:val="24"/>
+          <w:szCs w:val="24"/>
+          <w:highlight w:val="none"/>
+        </w:rPr>
+        <w:t xml:space="preserve">point!</w:t>
       </w:r>
       <w:r>
         <w:rPr>
@@ -575,16 +599,7 @@
           <w:szCs w:val="24"/>
           <w:highlight w:val="none"/>
         </w:rPr>
-        <w:t xml:space="preserve">Captain: Oh merciless gods, the sacrifices you make me endure. Set a course for the rendezvous </w:t>
-      </w:r>
-      <w:r>
-        <w:rPr>
-          <w:rFonts w:ascii="Calibri" w:hAnsi="Calibri" w:eastAsia="Calibri" w:cs="Calibri"/>
-          <w:sz w:val="24"/>
-          <w:szCs w:val="24"/>
-          <w:highlight w:val="none"/>
-        </w:rPr>
-        <w:t xml:space="preserve">point!</w:t>
+        <w:t xml:space="preserve">Grog: We have fuel in the tanks, Boss.</w:t>
       </w:r>
       <w:r>
         <w:rPr>
@@ -622,7 +637,7 @@
           <w:szCs w:val="24"/>
           <w:highlight w:val="none"/>
         </w:rPr>
-        <w:t xml:space="preserve">Grog: We have fuel in the tanks, Boss.</w:t>
+        <w:t xml:space="preserve">Captain: The ambush place, Grog. Go to the ambush place before I whip you a few!</w:t>
       </w:r>
       <w:r>
         <w:rPr>
@@ -660,7 +675,7 @@
           <w:szCs w:val="24"/>
           <w:highlight w:val="none"/>
         </w:rPr>
-        <w:t xml:space="preserve">Captain: The ambush place, Grog. Go to the ambush place before I whip you a few!</w:t>
+        <w:t xml:space="preserve">Grog: Alright boys, fetch the anchor and let’s sail free!</w:t>
       </w:r>
       <w:r>
         <w:rPr>
@@ -698,7 +713,24 @@
           <w:szCs w:val="24"/>
           <w:highlight w:val="none"/>
         </w:rPr>
-        <w:t xml:space="preserve">Grog: Alright boys, fetch the anchor and let’s sail free!</w:t>
+      </w:r>
+      <w:r>
+        <w:rPr>
+          <w:rFonts w:ascii="Calibri" w:hAnsi="Calibri" w:eastAsia="Calibri" w:cs="Calibri"/>
+          <w:sz w:val="24"/>
+          <w:szCs w:val="24"/>
+          <w:highlight w:val="none"/>
+        </w:rPr>
+        <w:t xml:space="preserve">Da Boys</w:t>
+      </w:r>
+      <w:r>
+        <w:rPr>
+          <w:rFonts w:ascii="Calibri" w:hAnsi="Calibri" w:eastAsia="Calibri" w:cs="Calibri"/>
+          <w:sz w:val="24"/>
+          <w:szCs w:val="24"/>
+          <w:highlight w:val="none"/>
+        </w:rPr>
+        <w:t xml:space="preserve">: Yarrr!</w:t>
       </w:r>
       <w:r>
         <w:rPr>
@@ -736,6 +768,44 @@
           <w:szCs w:val="24"/>
           <w:highlight w:val="none"/>
         </w:rPr>
+        <w:t xml:space="preserve">Captain: Let’s have us a jolly good singing to raise the spirits on deck!</w:t>
+      </w:r>
+      <w:r>
+        <w:rPr>
+          <w:rFonts w:ascii="Calibri" w:hAnsi="Calibri" w:cs="Calibri"/>
+          <w:sz w:val="24"/>
+          <w:szCs w:val="24"/>
+          <w:highlight w:val="none"/>
+        </w:rPr>
+      </w:r>
+      <w:r>
+        <w:rPr>
+          <w:rFonts w:ascii="Calibri" w:hAnsi="Calibri" w:cs="Calibri"/>
+          <w:sz w:val="24"/>
+          <w:szCs w:val="24"/>
+          <w:highlight w:val="none"/>
+        </w:rPr>
+      </w:r>
+    </w:p>
+    <w:p>
+      <w:pPr>
+        <w:pBdr/>
+        <w:spacing/>
+        <w:ind/>
+        <w:rPr>
+          <w:rFonts w:ascii="Calibri" w:hAnsi="Calibri" w:cs="Calibri"/>
+          <w:sz w:val="24"/>
+          <w:szCs w:val="24"/>
+          <w:highlight w:val="none"/>
+        </w:rPr>
+      </w:pPr>
+      <w:r>
+        <w:rPr>
+          <w:rFonts w:ascii="Calibri" w:hAnsi="Calibri" w:eastAsia="Calibri" w:cs="Calibri"/>
+          <w:sz w:val="24"/>
+          <w:szCs w:val="24"/>
+          <w:highlight w:val="none"/>
+        </w:rPr>
       </w:r>
       <w:r>
         <w:rPr>
@@ -753,7 +823,16 @@
           <w:szCs w:val="24"/>
           <w:highlight w:val="none"/>
         </w:rPr>
-        <w:t xml:space="preserve">: Yarrr!</w:t>
+        <w:t xml:space="preserve">:</w:t>
+      </w:r>
+      <w:r>
+        <w:rPr>
+          <w:rFonts w:ascii="Calibri" w:hAnsi="Calibri" w:eastAsia="Calibri" w:cs="Calibri"/>
+          <w:sz w:val="24"/>
+          <w:szCs w:val="24"/>
+          <w:highlight w:val="none"/>
+        </w:rPr>
+        <w:t xml:space="preserve"> </w:t>
       </w:r>
       <w:r>
         <w:rPr>
@@ -781,32 +860,36 @@
           <w:rFonts w:ascii="Calibri" w:hAnsi="Calibri" w:cs="Calibri"/>
           <w:sz w:val="24"/>
           <w:szCs w:val="24"/>
+        </w:rPr>
+      </w:pPr>
+      <w:r>
+        <w:rPr>
+          <w:rFonts w:ascii="Calibri" w:hAnsi="Calibri" w:eastAsia="Calibri" w:cs="Calibri"/>
+          <w:sz w:val="24"/>
+          <w:szCs w:val="24"/>
           <w:highlight w:val="none"/>
         </w:rPr>
-      </w:pPr>
-      <w:r>
-        <w:rPr>
-          <w:rFonts w:ascii="Calibri" w:hAnsi="Calibri" w:eastAsia="Calibri" w:cs="Calibri"/>
-          <w:sz w:val="24"/>
-          <w:szCs w:val="24"/>
-          <w:highlight w:val="none"/>
-        </w:rPr>
-        <w:t xml:space="preserve">Captain: Let’s have us a jolly good singing to raise the spirits on deck!</w:t>
       </w:r>
       <w:r>
         <w:rPr>
-          <w:rFonts w:ascii="Calibri" w:hAnsi="Calibri" w:cs="Calibri"/>
-          <w:sz w:val="24"/>
-          <w:szCs w:val="24"/>
-          <w:highlight w:val="none"/>
-        </w:rPr>
+          <w:rFonts w:ascii="Calibri" w:hAnsi="Calibri" w:eastAsia="Calibri" w:cs="Calibri"/>
+          <w:sz w:val="24"/>
+          <w:szCs w:val="24"/>
+        </w:rPr>
+        <w:t xml:space="preserve">We ride our bloody ship through storms</w:t>
       </w:r>
       <w:r>
         <w:rPr>
           <w:rFonts w:ascii="Calibri" w:hAnsi="Calibri" w:cs="Calibri"/>
           <w:sz w:val="24"/>
           <w:szCs w:val="24"/>
-          <w:highlight w:val="none"/>
+        </w:rPr>
+      </w:r>
+      <w:r>
+        <w:rPr>
+          <w:rFonts w:ascii="Calibri" w:hAnsi="Calibri" w:cs="Calibri"/>
+          <w:sz w:val="24"/>
+          <w:szCs w:val="24"/>
         </w:rPr>
       </w:r>
     </w:p>
@@ -819,7 +902,6 @@
           <w:rFonts w:ascii="Calibri" w:hAnsi="Calibri" w:cs="Calibri"/>
           <w:sz w:val="24"/>
           <w:szCs w:val="24"/>
-          <w:highlight w:val="none"/>
         </w:rPr>
       </w:pPr>
       <w:r>
@@ -827,50 +909,21 @@
           <w:rFonts w:ascii="Calibri" w:hAnsi="Calibri" w:eastAsia="Calibri" w:cs="Calibri"/>
           <w:sz w:val="24"/>
           <w:szCs w:val="24"/>
-          <w:highlight w:val="none"/>
-        </w:rPr>
+        </w:rPr>
+        <w:t xml:space="preserve">Past broken moons and stars long gone</w:t>
       </w:r>
       <w:r>
         <w:rPr>
-          <w:rFonts w:ascii="Calibri" w:hAnsi="Calibri" w:eastAsia="Calibri" w:cs="Calibri"/>
-          <w:sz w:val="24"/>
-          <w:szCs w:val="24"/>
-          <w:highlight w:val="none"/>
-        </w:rPr>
-        <w:t xml:space="preserve">Da Boys</w:t>
+          <w:rFonts w:ascii="Calibri" w:hAnsi="Calibri" w:cs="Calibri"/>
+          <w:sz w:val="24"/>
+          <w:szCs w:val="24"/>
+        </w:rPr>
       </w:r>
       <w:r>
         <w:rPr>
-          <w:rFonts w:ascii="Calibri" w:hAnsi="Calibri" w:eastAsia="Calibri" w:cs="Calibri"/>
-          <w:sz w:val="24"/>
-          <w:szCs w:val="24"/>
-          <w:highlight w:val="none"/>
-        </w:rPr>
-        <w:t xml:space="preserve">:</w:t>
-      </w:r>
-      <w:r>
-        <w:rPr>
-          <w:rFonts w:ascii="Calibri" w:hAnsi="Calibri" w:eastAsia="Calibri" w:cs="Calibri"/>
-          <w:sz w:val="24"/>
-          <w:szCs w:val="24"/>
-          <w:highlight w:val="none"/>
-        </w:rPr>
-        <w:t xml:space="preserve"> </w:t>
-      </w:r>
-      <w:r>
-        <w:rPr>
           <w:rFonts w:ascii="Calibri" w:hAnsi="Calibri" w:cs="Calibri"/>
           <w:sz w:val="24"/>
           <w:szCs w:val="24"/>
-          <w:highlight w:val="none"/>
-        </w:rPr>
-      </w:r>
-      <w:r>
-        <w:rPr>
-          <w:rFonts w:ascii="Calibri" w:hAnsi="Calibri" w:cs="Calibri"/>
-          <w:sz w:val="24"/>
-          <w:szCs w:val="24"/>
-          <w:highlight w:val="none"/>
         </w:rPr>
       </w:r>
     </w:p>
@@ -890,16 +943,8 @@
           <w:rFonts w:ascii="Calibri" w:hAnsi="Calibri" w:eastAsia="Calibri" w:cs="Calibri"/>
           <w:sz w:val="24"/>
           <w:szCs w:val="24"/>
-          <w:highlight w:val="none"/>
-        </w:rPr>
-      </w:r>
-      <w:r>
-        <w:rPr>
-          <w:rFonts w:ascii="Calibri" w:hAnsi="Calibri" w:eastAsia="Calibri" w:cs="Calibri"/>
-          <w:sz w:val="24"/>
-          <w:szCs w:val="24"/>
-        </w:rPr>
-        <w:t xml:space="preserve">We ride our bloody ship through storms</w:t>
+        </w:rPr>
+        <w:t xml:space="preserve">Our guns are hot, our flag is high</w:t>
       </w:r>
       <w:r>
         <w:rPr>
@@ -933,7 +978,7 @@
           <w:sz w:val="24"/>
           <w:szCs w:val="24"/>
         </w:rPr>
-        <w:t xml:space="preserve">Past broken moons and stars long gone</w:t>
+        <w:t xml:space="preserve">We take what we want, then wave goodbye</w:t>
       </w:r>
       <w:r>
         <w:rPr>
@@ -967,7 +1012,7 @@
           <w:sz w:val="24"/>
           <w:szCs w:val="24"/>
         </w:rPr>
-        <w:t xml:space="preserve">Our guns are hot, our flag is high</w:t>
+        <w:t xml:space="preserve">The law ships chase, but they be slow</w:t>
       </w:r>
       <w:r>
         <w:rPr>
@@ -1001,7 +1046,7 @@
           <w:sz w:val="24"/>
           <w:szCs w:val="24"/>
         </w:rPr>
-        <w:t xml:space="preserve">We take what we want, then wave goodbye</w:t>
+        <w:t xml:space="preserve">We know the paths where outlaws go</w:t>
       </w:r>
       <w:r>
         <w:rPr>
@@ -1035,7 +1080,14 @@
           <w:sz w:val="24"/>
           <w:szCs w:val="24"/>
         </w:rPr>
-        <w:t xml:space="preserve">The law ships chase, but they be slow</w:t>
+      </w:r>
+      <w:r>
+        <w:rPr>
+          <w:rFonts w:ascii="Calibri" w:hAnsi="Calibri" w:eastAsia="Calibri" w:cs="Calibri"/>
+          <w:sz w:val="24"/>
+          <w:szCs w:val="24"/>
+        </w:rPr>
+        <w:t xml:space="preserve">With smoke and sparks and engine moans</w:t>
       </w:r>
       <w:r>
         <w:rPr>
@@ -1061,6 +1113,7 @@
           <w:rFonts w:ascii="Calibri" w:hAnsi="Calibri" w:cs="Calibri"/>
           <w:sz w:val="24"/>
           <w:szCs w:val="24"/>
+          <w:highlight w:val="none"/>
         </w:rPr>
       </w:pPr>
       <w:r>
@@ -1069,20 +1122,29 @@
           <w:sz w:val="24"/>
           <w:szCs w:val="24"/>
         </w:rPr>
-        <w:t xml:space="preserve">We know the paths where outlaws go</w:t>
       </w:r>
       <w:r>
         <w:rPr>
-          <w:rFonts w:ascii="Calibri" w:hAnsi="Calibri" w:cs="Calibri"/>
-          <w:sz w:val="24"/>
-          <w:szCs w:val="24"/>
-        </w:rPr>
+          <w:rFonts w:ascii="Calibri" w:hAnsi="Calibri" w:eastAsia="Calibri" w:cs="Calibri"/>
+          <w:sz w:val="24"/>
+          <w:szCs w:val="24"/>
+        </w:rPr>
+        <w:t xml:space="preserve">The whole damn void can hear our tones</w:t>
       </w:r>
       <w:r>
         <w:rPr>
           <w:rFonts w:ascii="Calibri" w:hAnsi="Calibri" w:cs="Calibri"/>
           <w:sz w:val="24"/>
           <w:szCs w:val="24"/>
+          <w:highlight w:val="none"/>
+        </w:rPr>
+      </w:r>
+      <w:r>
+        <w:rPr>
+          <w:rFonts w:ascii="Calibri" w:hAnsi="Calibri" w:cs="Calibri"/>
+          <w:sz w:val="24"/>
+          <w:szCs w:val="24"/>
+          <w:highlight w:val="none"/>
         </w:rPr>
       </w:r>
     </w:p>
@@ -1106,14 +1168,6 @@
       </w:r>
       <w:r>
         <w:rPr>
-          <w:rFonts w:ascii="Calibri" w:hAnsi="Calibri" w:eastAsia="Calibri" w:cs="Calibri"/>
-          <w:sz w:val="24"/>
-          <w:szCs w:val="24"/>
-        </w:rPr>
-        <w:t xml:space="preserve">With smoke and sparks and engine moans</w:t>
-      </w:r>
-      <w:r>
-        <w:rPr>
           <w:rFonts w:ascii="Calibri" w:hAnsi="Calibri" w:cs="Calibri"/>
           <w:sz w:val="24"/>
           <w:szCs w:val="24"/>
@@ -1144,6 +1198,7 @@
           <w:rFonts w:ascii="Calibri" w:hAnsi="Calibri" w:eastAsia="Calibri" w:cs="Calibri"/>
           <w:sz w:val="24"/>
           <w:szCs w:val="24"/>
+          <w:highlight w:val="none"/>
         </w:rPr>
       </w:r>
       <w:r>
@@ -1151,8 +1206,9 @@
           <w:rFonts w:ascii="Calibri" w:hAnsi="Calibri" w:eastAsia="Calibri" w:cs="Calibri"/>
           <w:sz w:val="24"/>
           <w:szCs w:val="24"/>
-        </w:rPr>
-        <w:t xml:space="preserve">The whole damn void can hear our tones</w:t>
+          <w:highlight w:val="none"/>
+        </w:rPr>
+        <w:t xml:space="preserve">Yo ho, fly fast, hit hard</w:t>
       </w:r>
       <w:r>
         <w:rPr>
@@ -1180,6 +1236,7 @@
           <w:rFonts w:ascii="Calibri" w:hAnsi="Calibri" w:cs="Calibri"/>
           <w:sz w:val="24"/>
           <w:szCs w:val="24"/>
+          <w:highlight w:val="none"/>
         </w:rPr>
       </w:pPr>
       <w:r>
@@ -1187,13 +1244,16 @@
           <w:rFonts w:ascii="Calibri" w:hAnsi="Calibri" w:eastAsia="Calibri" w:cs="Calibri"/>
           <w:sz w:val="24"/>
           <w:szCs w:val="24"/>
-        </w:rPr>
+          <w:highlight w:val="none"/>
+        </w:rPr>
+        <w:t xml:space="preserve">Life out here is mean and scarred</w:t>
       </w:r>
       <w:r>
         <w:rPr>
           <w:rFonts w:ascii="Calibri" w:hAnsi="Calibri" w:cs="Calibri"/>
           <w:sz w:val="24"/>
           <w:szCs w:val="24"/>
+          <w:highlight w:val="none"/>
         </w:rPr>
       </w:r>
       <w:r>
@@ -1201,6 +1261,7 @@
           <w:rFonts w:ascii="Calibri" w:hAnsi="Calibri" w:cs="Calibri"/>
           <w:sz w:val="24"/>
           <w:szCs w:val="24"/>
+          <w:highlight w:val="none"/>
         </w:rPr>
       </w:r>
     </w:p>
@@ -1223,15 +1284,7 @@
           <w:szCs w:val="24"/>
           <w:highlight w:val="none"/>
         </w:rPr>
-      </w:r>
-      <w:r>
-        <w:rPr>
-          <w:rFonts w:ascii="Calibri" w:hAnsi="Calibri" w:eastAsia="Calibri" w:cs="Calibri"/>
-          <w:sz w:val="24"/>
-          <w:szCs w:val="24"/>
-          <w:highlight w:val="none"/>
-        </w:rPr>
-        <w:t xml:space="preserve">Yo ho, fly fast, hit hard</w:t>
+        <w:t xml:space="preserve">The old Empire is scared no doubt</w:t>
       </w:r>
       <w:r>
         <w:rPr>
@@ -1269,7 +1322,7 @@
           <w:szCs w:val="24"/>
           <w:highlight w:val="none"/>
         </w:rPr>
-        <w:t xml:space="preserve">Life out here is mean and scarred</w:t>
+        <w:t xml:space="preserve">We take their stuff and burn it out</w:t>
       </w:r>
       <w:r>
         <w:rPr>
@@ -1307,7 +1360,15 @@
           <w:szCs w:val="24"/>
           <w:highlight w:val="none"/>
         </w:rPr>
-        <w:t xml:space="preserve">The old Empire is scared no doubt</w:t>
+      </w:r>
+      <w:r>
+        <w:rPr>
+          <w:rFonts w:ascii="Calibri" w:hAnsi="Calibri" w:eastAsia="Calibri" w:cs="Calibri"/>
+          <w:sz w:val="24"/>
+          <w:szCs w:val="24"/>
+          <w:highlight w:val="none"/>
+        </w:rPr>
+        <w:t xml:space="preserve">Red skull flag beats strong in the wind</w:t>
       </w:r>
       <w:r>
         <w:rPr>
@@ -1345,7 +1406,15 @@
           <w:szCs w:val="24"/>
           <w:highlight w:val="none"/>
         </w:rPr>
-        <w:t xml:space="preserve">We take their stuff and burn it out</w:t>
+      </w:r>
+      <w:r>
+        <w:rPr>
+          <w:rFonts w:ascii="Calibri" w:hAnsi="Calibri" w:eastAsia="Calibri" w:cs="Calibri"/>
+          <w:sz w:val="24"/>
+          <w:szCs w:val="24"/>
+          <w:highlight w:val="none"/>
+        </w:rPr>
+        <w:t xml:space="preserve">We live and rob and laugh and sin</w:t>
       </w:r>
       <w:r>
         <w:rPr>
@@ -1383,15 +1452,7 @@
           <w:szCs w:val="24"/>
           <w:highlight w:val="none"/>
         </w:rPr>
-      </w:r>
-      <w:r>
-        <w:rPr>
-          <w:rFonts w:ascii="Calibri" w:hAnsi="Calibri" w:eastAsia="Calibri" w:cs="Calibri"/>
-          <w:sz w:val="24"/>
-          <w:szCs w:val="24"/>
-          <w:highlight w:val="none"/>
-        </w:rPr>
-        <w:t xml:space="preserve">Red skull flag beats strong in the wind</w:t>
+        <w:t xml:space="preserve">If you fear death, then stay ashore</w:t>
       </w:r>
       <w:r>
         <w:rPr>
@@ -1437,7 +1498,7 @@
           <w:szCs w:val="24"/>
           <w:highlight w:val="none"/>
         </w:rPr>
-        <w:t xml:space="preserve">We live and rob and laugh and sin</w:t>
+        <w:t xml:space="preserve">We’re scurvy dogs hungry for war</w:t>
       </w:r>
       <w:r>
         <w:rPr>
@@ -1465,7 +1526,7 @@
           <w:rFonts w:ascii="Calibri" w:hAnsi="Calibri" w:cs="Calibri"/>
           <w:sz w:val="24"/>
           <w:szCs w:val="24"/>
-          <w:highlight w:val="none"/>
+          <w:highlight w:val="yellow"/>
         </w:rPr>
       </w:pPr>
       <w:r>
@@ -1473,16 +1534,15 @@
           <w:rFonts w:ascii="Calibri" w:hAnsi="Calibri" w:eastAsia="Calibri" w:cs="Calibri"/>
           <w:sz w:val="24"/>
           <w:szCs w:val="24"/>
-          <w:highlight w:val="none"/>
-        </w:rPr>
-        <w:t xml:space="preserve">If you fear death, then stay ashore</w:t>
+          <w:highlight w:val="yellow"/>
+        </w:rPr>
       </w:r>
       <w:r>
         <w:rPr>
           <w:rFonts w:ascii="Calibri" w:hAnsi="Calibri" w:cs="Calibri"/>
           <w:sz w:val="24"/>
           <w:szCs w:val="24"/>
-          <w:highlight w:val="none"/>
+          <w:highlight w:val="yellow"/>
         </w:rPr>
       </w:r>
       <w:r>
@@ -1490,7 +1550,7 @@
           <w:rFonts w:ascii="Calibri" w:hAnsi="Calibri" w:cs="Calibri"/>
           <w:sz w:val="24"/>
           <w:szCs w:val="24"/>
-          <w:highlight w:val="none"/>
+          <w:highlight w:val="yellow"/>
         </w:rPr>
       </w:r>
     </w:p>
@@ -1503,7 +1563,6 @@
           <w:rFonts w:ascii="Calibri" w:hAnsi="Calibri" w:cs="Calibri"/>
           <w:sz w:val="24"/>
           <w:szCs w:val="24"/>
-          <w:highlight w:val="none"/>
         </w:rPr>
       </w:pPr>
       <w:r>
@@ -1519,16 +1578,14 @@
           <w:rFonts w:ascii="Calibri" w:hAnsi="Calibri" w:eastAsia="Calibri" w:cs="Calibri"/>
           <w:sz w:val="24"/>
           <w:szCs w:val="24"/>
-          <w:highlight w:val="none"/>
-        </w:rPr>
-        <w:t xml:space="preserve">We’re scurvy dogs hungry for war</w:t>
+        </w:rPr>
+        <w:t xml:space="preserve">We docked one night at a rust old port</w:t>
       </w:r>
       <w:r>
         <w:rPr>
           <w:rFonts w:ascii="Calibri" w:hAnsi="Calibri" w:cs="Calibri"/>
           <w:sz w:val="24"/>
           <w:szCs w:val="24"/>
-          <w:highlight w:val="none"/>
         </w:rPr>
       </w:r>
       <w:r>
@@ -1536,7 +1593,6 @@
           <w:rFonts w:ascii="Calibri" w:hAnsi="Calibri" w:cs="Calibri"/>
           <w:sz w:val="24"/>
           <w:szCs w:val="24"/>
-          <w:highlight w:val="none"/>
         </w:rPr>
       </w:r>
     </w:p>
@@ -1549,7 +1605,6 @@
           <w:rFonts w:ascii="Calibri" w:hAnsi="Calibri" w:cs="Calibri"/>
           <w:sz w:val="24"/>
           <w:szCs w:val="24"/>
-          <w:highlight w:val="yellow"/>
         </w:rPr>
       </w:pPr>
       <w:r>
@@ -1557,15 +1612,14 @@
           <w:rFonts w:ascii="Calibri" w:hAnsi="Calibri" w:eastAsia="Calibri" w:cs="Calibri"/>
           <w:sz w:val="24"/>
           <w:szCs w:val="24"/>
-          <w:highlight w:val="yellow"/>
-        </w:rPr>
+        </w:rPr>
+        <w:t xml:space="preserve">A dirty place for every sort</w:t>
       </w:r>
       <w:r>
         <w:rPr>
           <w:rFonts w:ascii="Calibri" w:hAnsi="Calibri" w:cs="Calibri"/>
           <w:sz w:val="24"/>
           <w:szCs w:val="24"/>
-          <w:highlight w:val="yellow"/>
         </w:rPr>
       </w:r>
       <w:r>
@@ -1573,7 +1627,6 @@
           <w:rFonts w:ascii="Calibri" w:hAnsi="Calibri" w:cs="Calibri"/>
           <w:sz w:val="24"/>
           <w:szCs w:val="24"/>
-          <w:highlight w:val="yellow"/>
         </w:rPr>
       </w:r>
     </w:p>
@@ -1593,16 +1646,8 @@
           <w:rFonts w:ascii="Calibri" w:hAnsi="Calibri" w:eastAsia="Calibri" w:cs="Calibri"/>
           <w:sz w:val="24"/>
           <w:szCs w:val="24"/>
-          <w:highlight w:val="none"/>
-        </w:rPr>
-      </w:r>
-      <w:r>
-        <w:rPr>
-          <w:rFonts w:ascii="Calibri" w:hAnsi="Calibri" w:eastAsia="Calibri" w:cs="Calibri"/>
-          <w:sz w:val="24"/>
-          <w:szCs w:val="24"/>
-        </w:rPr>
-        <w:t xml:space="preserve">We docked one night at a rust old port</w:t>
+        </w:rPr>
+        <w:t xml:space="preserve">A one-eyed bot sold us a lead</w:t>
       </w:r>
       <w:r>
         <w:rPr>
@@ -1636,7 +1681,7 @@
           <w:sz w:val="24"/>
           <w:szCs w:val="24"/>
         </w:rPr>
-        <w:t xml:space="preserve">A dirty place for every sort</w:t>
+        <w:t xml:space="preserve">‘Big fat cargo ship ahead’</w:t>
       </w:r>
       <w:r>
         <w:rPr>
@@ -1670,7 +1715,7 @@
           <w:sz w:val="24"/>
           <w:szCs w:val="24"/>
         </w:rPr>
-        <w:t xml:space="preserve">A one-eyed bot sold us a lead</w:t>
+        <w:t xml:space="preserve">So we drank fast and checked our gear</w:t>
       </w:r>
       <w:r>
         <w:rPr>
@@ -1704,7 +1749,7 @@
           <w:sz w:val="24"/>
           <w:szCs w:val="24"/>
         </w:rPr>
-        <w:t xml:space="preserve">‘Big fat cargo ship ahead’</w:t>
+        <w:t xml:space="preserve">No room for doubt and no room for fear</w:t>
       </w:r>
       <w:r>
         <w:rPr>
@@ -1738,7 +1783,7 @@
           <w:sz w:val="24"/>
           <w:szCs w:val="24"/>
         </w:rPr>
-        <w:t xml:space="preserve">So we drank fast and checked our gear</w:t>
+        <w:t xml:space="preserve">Then off we went through dust and flame</w:t>
       </w:r>
       <w:r>
         <w:rPr>
@@ -1764,6 +1809,7 @@
           <w:rFonts w:ascii="Calibri" w:hAnsi="Calibri" w:cs="Calibri"/>
           <w:sz w:val="24"/>
           <w:szCs w:val="24"/>
+          <w:highlight w:val="none"/>
         </w:rPr>
       </w:pPr>
       <w:r>
@@ -1772,20 +1818,29 @@
           <w:sz w:val="24"/>
           <w:szCs w:val="24"/>
         </w:rPr>
-        <w:t xml:space="preserve">No room for doubt and no room for fear</w:t>
       </w:r>
       <w:r>
         <w:rPr>
-          <w:rFonts w:ascii="Calibri" w:hAnsi="Calibri" w:cs="Calibri"/>
-          <w:sz w:val="24"/>
-          <w:szCs w:val="24"/>
-        </w:rPr>
+          <w:rFonts w:ascii="Calibri" w:hAnsi="Calibri" w:eastAsia="Calibri" w:cs="Calibri"/>
+          <w:sz w:val="24"/>
+          <w:szCs w:val="24"/>
+        </w:rPr>
+        <w:t xml:space="preserve">To rob that ship and make our name</w:t>
       </w:r>
       <w:r>
         <w:rPr>
           <w:rFonts w:ascii="Calibri" w:hAnsi="Calibri" w:cs="Calibri"/>
           <w:sz w:val="24"/>
           <w:szCs w:val="24"/>
+          <w:highlight w:val="none"/>
+        </w:rPr>
+      </w:r>
+      <w:r>
+        <w:rPr>
+          <w:rFonts w:ascii="Calibri" w:hAnsi="Calibri" w:cs="Calibri"/>
+          <w:sz w:val="24"/>
+          <w:szCs w:val="24"/>
+          <w:highlight w:val="none"/>
         </w:rPr>
       </w:r>
     </w:p>
@@ -1798,6 +1853,7 @@
           <w:rFonts w:ascii="Calibri" w:hAnsi="Calibri" w:cs="Calibri"/>
           <w:sz w:val="24"/>
           <w:szCs w:val="24"/>
+          <w:highlight w:val="yellow"/>
         </w:rPr>
       </w:pPr>
       <w:r>
@@ -1805,14 +1861,15 @@
           <w:rFonts w:ascii="Calibri" w:hAnsi="Calibri" w:eastAsia="Calibri" w:cs="Calibri"/>
           <w:sz w:val="24"/>
           <w:szCs w:val="24"/>
-        </w:rPr>
-        <w:t xml:space="preserve">Then off we went through dust and flame</w:t>
+          <w:highlight w:val="yellow"/>
+        </w:rPr>
       </w:r>
       <w:r>
         <w:rPr>
           <w:rFonts w:ascii="Calibri" w:hAnsi="Calibri" w:cs="Calibri"/>
           <w:sz w:val="24"/>
           <w:szCs w:val="24"/>
+          <w:highlight w:val="yellow"/>
         </w:rPr>
       </w:r>
       <w:r>
@@ -1820,6 +1877,7 @@
           <w:rFonts w:ascii="Calibri" w:hAnsi="Calibri" w:cs="Calibri"/>
           <w:sz w:val="24"/>
           <w:szCs w:val="24"/>
+          <w:highlight w:val="yellow"/>
         </w:rPr>
       </w:r>
     </w:p>
@@ -1832,14 +1890,14 @@
           <w:rFonts w:ascii="Calibri" w:hAnsi="Calibri" w:cs="Calibri"/>
           <w:sz w:val="24"/>
           <w:szCs w:val="24"/>
+        </w:rPr>
+      </w:pPr>
+      <w:r>
+        <w:rPr>
+          <w:rFonts w:ascii="Calibri" w:hAnsi="Calibri" w:eastAsia="Calibri" w:cs="Calibri"/>
+          <w:sz w:val="24"/>
+          <w:szCs w:val="24"/>
           <w:highlight w:val="none"/>
-        </w:rPr>
-      </w:pPr>
-      <w:r>
-        <w:rPr>
-          <w:rFonts w:ascii="Calibri" w:hAnsi="Calibri" w:eastAsia="Calibri" w:cs="Calibri"/>
-          <w:sz w:val="24"/>
-          <w:szCs w:val="24"/>
         </w:rPr>
       </w:r>
       <w:r>
@@ -1848,14 +1906,13 @@
           <w:sz w:val="24"/>
           <w:szCs w:val="24"/>
         </w:rPr>
-        <w:t xml:space="preserve">To rob that ship and make our name</w:t>
+        <w:t xml:space="preserve">We cracked the vault and took the pay</w:t>
       </w:r>
       <w:r>
         <w:rPr>
           <w:rFonts w:ascii="Calibri" w:hAnsi="Calibri" w:cs="Calibri"/>
           <w:sz w:val="24"/>
           <w:szCs w:val="24"/>
-          <w:highlight w:val="none"/>
         </w:rPr>
       </w:r>
       <w:r>
@@ -1863,7 +1920,6 @@
           <w:rFonts w:ascii="Calibri" w:hAnsi="Calibri" w:cs="Calibri"/>
           <w:sz w:val="24"/>
           <w:szCs w:val="24"/>
-          <w:highlight w:val="none"/>
         </w:rPr>
       </w:r>
     </w:p>
@@ -1876,7 +1932,6 @@
           <w:rFonts w:ascii="Calibri" w:hAnsi="Calibri" w:cs="Calibri"/>
           <w:sz w:val="24"/>
           <w:szCs w:val="24"/>
-          <w:highlight w:val="yellow"/>
         </w:rPr>
       </w:pPr>
       <w:r>
@@ -1884,15 +1939,14 @@
           <w:rFonts w:ascii="Calibri" w:hAnsi="Calibri" w:eastAsia="Calibri" w:cs="Calibri"/>
           <w:sz w:val="24"/>
           <w:szCs w:val="24"/>
-          <w:highlight w:val="yellow"/>
-        </w:rPr>
+        </w:rPr>
+        <w:t xml:space="preserve">Then hit the bars till near next day</w:t>
       </w:r>
       <w:r>
         <w:rPr>
           <w:rFonts w:ascii="Calibri" w:hAnsi="Calibri" w:cs="Calibri"/>
           <w:sz w:val="24"/>
           <w:szCs w:val="24"/>
-          <w:highlight w:val="yellow"/>
         </w:rPr>
       </w:r>
       <w:r>
@@ -1900,7 +1954,6 @@
           <w:rFonts w:ascii="Calibri" w:hAnsi="Calibri" w:cs="Calibri"/>
           <w:sz w:val="24"/>
           <w:szCs w:val="24"/>
-          <w:highlight w:val="yellow"/>
         </w:rPr>
       </w:r>
     </w:p>
@@ -1920,16 +1973,8 @@
           <w:rFonts w:ascii="Calibri" w:hAnsi="Calibri" w:eastAsia="Calibri" w:cs="Calibri"/>
           <w:sz w:val="24"/>
           <w:szCs w:val="24"/>
-          <w:highlight w:val="none"/>
-        </w:rPr>
-      </w:r>
-      <w:r>
-        <w:rPr>
-          <w:rFonts w:ascii="Calibri" w:hAnsi="Calibri" w:eastAsia="Calibri" w:cs="Calibri"/>
-          <w:sz w:val="24"/>
-          <w:szCs w:val="24"/>
-        </w:rPr>
-        <w:t xml:space="preserve">We cracked the vault and took the pay</w:t>
+        </w:rPr>
+        <w:t xml:space="preserve">With gold in boots and drinks at hand</w:t>
       </w:r>
       <w:r>
         <w:rPr>
@@ -1963,7 +2008,7 @@
           <w:sz w:val="24"/>
           <w:szCs w:val="24"/>
         </w:rPr>
-        <w:t xml:space="preserve">Then hit the bars till near next day</w:t>
+        <w:t xml:space="preserve">We stomped and laughed across the land</w:t>
       </w:r>
       <w:r>
         <w:rPr>
@@ -1997,7 +2042,7 @@
           <w:sz w:val="24"/>
           <w:szCs w:val="24"/>
         </w:rPr>
-        <w:t xml:space="preserve">With gold in boots and drinks at hand</w:t>
+        <w:t xml:space="preserve">Sweet girls danced and pulled us near</w:t>
       </w:r>
       <w:r>
         <w:rPr>
@@ -2031,7 +2076,7 @@
           <w:sz w:val="24"/>
           <w:szCs w:val="24"/>
         </w:rPr>
-        <w:t xml:space="preserve">We stomped and laughed across the land</w:t>
+        <w:t xml:space="preserve">We kissed them lips and spilled our beer</w:t>
       </w:r>
       <w:r>
         <w:rPr>
@@ -2065,7 +2110,15 @@
           <w:sz w:val="24"/>
           <w:szCs w:val="24"/>
         </w:rPr>
-        <w:t xml:space="preserve">Sweet girls danced and pulled us near</w:t>
+        <w:t xml:space="preserve">We sang real</w:t>
+      </w:r>
+      <w:r>
+        <w:rPr>
+          <w:rFonts w:ascii="Calibri" w:hAnsi="Calibri" w:eastAsia="Calibri" w:cs="Calibri"/>
+          <w:sz w:val="24"/>
+          <w:szCs w:val="24"/>
+        </w:rPr>
+        <w:t xml:space="preserve"> bad, we yelled real loud</w:t>
       </w:r>
       <w:r>
         <w:rPr>
@@ -2091,6 +2144,7 @@
           <w:rFonts w:ascii="Calibri" w:hAnsi="Calibri" w:cs="Calibri"/>
           <w:sz w:val="24"/>
           <w:szCs w:val="24"/>
+          <w:highlight w:val="none"/>
         </w:rPr>
       </w:pPr>
       <w:r>
@@ -2099,13 +2153,14 @@
           <w:sz w:val="24"/>
           <w:szCs w:val="24"/>
         </w:rPr>
-        <w:t xml:space="preserve">We kissed them lips and spilled our beer</w:t>
+        <w:t xml:space="preserve">Like drunken bastards in the crowd</w:t>
       </w:r>
       <w:r>
         <w:rPr>
           <w:rFonts w:ascii="Calibri" w:hAnsi="Calibri" w:cs="Calibri"/>
           <w:sz w:val="24"/>
           <w:szCs w:val="24"/>
+          <w:highlight w:val="none"/>
         </w:rPr>
       </w:r>
       <w:r>
@@ -2113,6 +2168,7 @@
           <w:rFonts w:ascii="Calibri" w:hAnsi="Calibri" w:cs="Calibri"/>
           <w:sz w:val="24"/>
           <w:szCs w:val="24"/>
+          <w:highlight w:val="none"/>
         </w:rPr>
       </w:r>
     </w:p>
@@ -2125,6 +2181,7 @@
           <w:rFonts w:ascii="Calibri" w:hAnsi="Calibri" w:cs="Calibri"/>
           <w:sz w:val="24"/>
           <w:szCs w:val="24"/>
+          <w:highlight w:val="yellow"/>
         </w:rPr>
       </w:pPr>
       <w:r>
@@ -2132,29 +2189,23 @@
           <w:rFonts w:ascii="Calibri" w:hAnsi="Calibri" w:eastAsia="Calibri" w:cs="Calibri"/>
           <w:sz w:val="24"/>
           <w:szCs w:val="24"/>
-        </w:rPr>
-        <w:t xml:space="preserve">We sang real</w:t>
+          <w:highlight w:val="yellow"/>
+        </w:rPr>
       </w:r>
       <w:r>
         <w:rPr>
-          <w:rFonts w:ascii="Calibri" w:hAnsi="Calibri" w:eastAsia="Calibri" w:cs="Calibri"/>
-          <w:sz w:val="24"/>
-          <w:szCs w:val="24"/>
-        </w:rPr>
-        <w:t xml:space="preserve"> bad, we yelled real loud</w:t>
+          <w:rFonts w:ascii="Calibri" w:hAnsi="Calibri" w:cs="Calibri"/>
+          <w:sz w:val="24"/>
+          <w:szCs w:val="24"/>
+          <w:highlight w:val="yellow"/>
+        </w:rPr>
       </w:r>
       <w:r>
         <w:rPr>
           <w:rFonts w:ascii="Calibri" w:hAnsi="Calibri" w:cs="Calibri"/>
           <w:sz w:val="24"/>
           <w:szCs w:val="24"/>
-        </w:rPr>
-      </w:r>
-      <w:r>
-        <w:rPr>
-          <w:rFonts w:ascii="Calibri" w:hAnsi="Calibri" w:cs="Calibri"/>
-          <w:sz w:val="24"/>
-          <w:szCs w:val="24"/>
+          <w:highlight w:val="yellow"/>
         </w:rPr>
       </w:r>
     </w:p>
@@ -2175,8 +2226,17 @@
           <w:rFonts w:ascii="Calibri" w:hAnsi="Calibri" w:eastAsia="Calibri" w:cs="Calibri"/>
           <w:sz w:val="24"/>
           <w:szCs w:val="24"/>
-        </w:rPr>
-        <w:t xml:space="preserve">Like drunken bastards in the crowd</w:t>
+          <w:highlight w:val="none"/>
+        </w:rPr>
+      </w:r>
+      <w:r>
+        <w:rPr>
+          <w:rFonts w:ascii="Calibri" w:hAnsi="Calibri" w:eastAsia="Calibri" w:cs="Calibri"/>
+          <w:sz w:val="24"/>
+          <w:szCs w:val="24"/>
+          <w:highlight w:val="none"/>
+        </w:rPr>
+        <w:t xml:space="preserve">Yo ho, fly fast, hit hard..</w:t>
       </w:r>
       <w:r>
         <w:rPr>
@@ -2201,10 +2261,10 @@
         <w:spacing/>
         <w:ind/>
         <w:rPr>
-          <w:rFonts w:ascii="Calibri" w:hAnsi="Calibri" w:cs="Calibri"/>
-          <w:sz w:val="24"/>
-          <w:szCs w:val="24"/>
-          <w:highlight w:val="yellow"/>
+          <w:rFonts w:ascii="Calibri" w:hAnsi="Calibri" w:eastAsia="Calibri" w:cs="Calibri"/>
+          <w:sz w:val="24"/>
+          <w:szCs w:val="24"/>
+          <w:highlight w:val="none"/>
         </w:rPr>
       </w:pPr>
       <w:r>
@@ -2212,23 +2272,24 @@
           <w:rFonts w:ascii="Calibri" w:hAnsi="Calibri" w:eastAsia="Calibri" w:cs="Calibri"/>
           <w:sz w:val="24"/>
           <w:szCs w:val="24"/>
-          <w:highlight w:val="yellow"/>
-        </w:rPr>
+          <w:highlight w:val="none"/>
+        </w:rPr>
+        <w:t xml:space="preserve">::[Skipping irrelevant songs and blundering pirate swears and curses]::</w:t>
       </w:r>
       <w:r>
         <w:rPr>
-          <w:rFonts w:ascii="Calibri" w:hAnsi="Calibri" w:cs="Calibri"/>
-          <w:sz w:val="24"/>
-          <w:szCs w:val="24"/>
-          <w:highlight w:val="yellow"/>
+          <w:rFonts w:ascii="Calibri" w:hAnsi="Calibri" w:eastAsia="Calibri" w:cs="Calibri"/>
+          <w:sz w:val="24"/>
+          <w:szCs w:val="24"/>
+          <w:highlight w:val="none"/>
         </w:rPr>
       </w:r>
       <w:r>
         <w:rPr>
-          <w:rFonts w:ascii="Calibri" w:hAnsi="Calibri" w:cs="Calibri"/>
-          <w:sz w:val="24"/>
-          <w:szCs w:val="24"/>
-          <w:highlight w:val="yellow"/>
+          <w:rFonts w:ascii="Calibri" w:hAnsi="Calibri" w:eastAsia="Calibri" w:cs="Calibri"/>
+          <w:sz w:val="24"/>
+          <w:szCs w:val="24"/>
+          <w:highlight w:val="none"/>
         </w:rPr>
       </w:r>
     </w:p>
@@ -2238,7 +2299,7 @@
         <w:spacing/>
         <w:ind/>
         <w:rPr>
-          <w:rFonts w:ascii="Calibri" w:hAnsi="Calibri" w:cs="Calibri"/>
+          <w:rFonts w:ascii="Calibri" w:hAnsi="Calibri" w:eastAsia="Calibri" w:cs="Calibri"/>
           <w:sz w:val="24"/>
           <w:szCs w:val="24"/>
           <w:highlight w:val="none"/>
@@ -2251,6 +2312,7 @@
           <w:szCs w:val="24"/>
           <w:highlight w:val="none"/>
         </w:rPr>
+        <w:t xml:space="preserve">Jalak: Dere she blows!</w:t>
       </w:r>
       <w:r>
         <w:rPr>
@@ -2259,19 +2321,10 @@
           <w:szCs w:val="24"/>
           <w:highlight w:val="none"/>
         </w:rPr>
-        <w:t xml:space="preserve">Yo ho, fly fast, hit hard..</w:t>
       </w:r>
       <w:r>
         <w:rPr>
-          <w:rFonts w:ascii="Calibri" w:hAnsi="Calibri" w:cs="Calibri"/>
-          <w:sz w:val="24"/>
-          <w:szCs w:val="24"/>
-          <w:highlight w:val="none"/>
-        </w:rPr>
-      </w:r>
-      <w:r>
-        <w:rPr>
-          <w:rFonts w:ascii="Calibri" w:hAnsi="Calibri" w:cs="Calibri"/>
+          <w:rFonts w:ascii="Calibri" w:hAnsi="Calibri" w:eastAsia="Calibri" w:cs="Calibri"/>
           <w:sz w:val="24"/>
           <w:szCs w:val="24"/>
           <w:highlight w:val="none"/>
@@ -2297,7 +2350,16 @@
           <w:szCs w:val="24"/>
           <w:highlight w:val="none"/>
         </w:rPr>
-        <w:t xml:space="preserve">::[Skipping irrelevant songs and blundering pirate swears and curses]::</w:t>
+        <w:t xml:space="preserve">Captain: Ok Boys, time for us to make our entrance! Mister Grog,</w:t>
+      </w:r>
+      <w:r>
+        <w:rPr>
+          <w:rFonts w:ascii="Calibri" w:hAnsi="Calibri" w:eastAsia="Calibri" w:cs="Calibri"/>
+          <w:sz w:val="24"/>
+          <w:szCs w:val="24"/>
+          <w:highlight w:val="none"/>
+        </w:rPr>
+        <w:t xml:space="preserve"> prepare our Lady’s wings and claws for a savage decent on the prey!</w:t>
       </w:r>
       <w:r>
         <w:rPr>
@@ -2335,7 +2397,7 @@
           <w:szCs w:val="24"/>
           <w:highlight w:val="none"/>
         </w:rPr>
-        <w:t xml:space="preserve">Jalak: Dere she blows!</w:t>
+        <w:t xml:space="preserve">Grog: Ayyy captain!</w:t>
       </w:r>
       <w:r>
         <w:rPr>
@@ -2373,16 +2435,7 @@
           <w:szCs w:val="24"/>
           <w:highlight w:val="none"/>
         </w:rPr>
-        <w:t xml:space="preserve">Captain: Ok Boys, time for us to make our entrance! Mister Grog,</w:t>
-      </w:r>
-      <w:r>
-        <w:rPr>
-          <w:rFonts w:ascii="Calibri" w:hAnsi="Calibri" w:eastAsia="Calibri" w:cs="Calibri"/>
-          <w:sz w:val="24"/>
-          <w:szCs w:val="24"/>
-          <w:highlight w:val="none"/>
-        </w:rPr>
-        <w:t xml:space="preserve"> prepare our Lady’s wings and claws for a savage decent on the prey!</w:t>
+        <w:t xml:space="preserve">::[Sounds of shots, scream and laughter can be heard in the background]::</w:t>
       </w:r>
       <w:r>
         <w:rPr>
@@ -2420,7 +2473,16 @@
           <w:szCs w:val="24"/>
           <w:highlight w:val="none"/>
         </w:rPr>
-        <w:t xml:space="preserve">Grog: Ayyy captain!</w:t>
+        <w:t xml:space="preserve">Captain: Good day dear captain!</w:t>
+      </w:r>
+      <w:r>
+        <w:rPr>
+          <w:rFonts w:ascii="Calibri" w:hAnsi="Calibri" w:eastAsia="Calibri" w:cs="Calibri"/>
+          <w:sz w:val="24"/>
+          <w:szCs w:val="24"/>
+          <w:highlight w:val="none"/>
+        </w:rPr>
+        <w:t xml:space="preserve"> We came to recommission this ‘beaut’ of a ship here. I hope you took real good care of it for us.</w:t>
       </w:r>
       <w:r>
         <w:rPr>
@@ -2458,7 +2520,25 @@
           <w:szCs w:val="24"/>
           <w:highlight w:val="none"/>
         </w:rPr>
-        <w:t xml:space="preserve">::[Sounds of shots, scream and laughter can be heard in the background]::</w:t>
+        <w:t xml:space="preserve">Guest: </w:t>
+      </w:r>
+      <w:r>
+        <w:rPr>
+          <w:rFonts w:ascii="Calibri" w:hAnsi="Calibri" w:eastAsia="Calibri" w:cs="Calibri"/>
+          <w:sz w:val="24"/>
+          <w:szCs w:val="24"/>
+          <w:highlight w:val="none"/>
+        </w:rPr>
+        <w:t xml:space="preserve">The notorious </w:t>
+      </w:r>
+      <w:r>
+        <w:rPr>
+          <w:rFonts w:ascii="Calibri" w:hAnsi="Calibri" w:eastAsia="Calibri" w:cs="Calibri"/>
+          <w:sz w:val="24"/>
+          <w:szCs w:val="24"/>
+          <w:highlight w:val="none"/>
+        </w:rPr>
+        <w:t xml:space="preserve">Captain Horai. The traitor!</w:t>
       </w:r>
       <w:r>
         <w:rPr>
@@ -2496,16 +2576,7 @@
           <w:szCs w:val="24"/>
           <w:highlight w:val="none"/>
         </w:rPr>
-        <w:t xml:space="preserve">Captain: Good day dear captain!</w:t>
-      </w:r>
-      <w:r>
-        <w:rPr>
-          <w:rFonts w:ascii="Calibri" w:hAnsi="Calibri" w:eastAsia="Calibri" w:cs="Calibri"/>
-          <w:sz w:val="24"/>
-          <w:szCs w:val="24"/>
-          <w:highlight w:val="none"/>
-        </w:rPr>
-        <w:t xml:space="preserve"> We came to recommission this ‘beaut’ of a ship here. I hope you took real good care of it for us.</w:t>
+        <w:t xml:space="preserve">Captain: In the flesh, happy to oblige.</w:t>
       </w:r>
       <w:r>
         <w:rPr>
@@ -2543,7 +2614,7 @@
           <w:szCs w:val="24"/>
           <w:highlight w:val="none"/>
         </w:rPr>
-        <w:t xml:space="preserve">Guest: </w:t>
+        <w:t xml:space="preserve">Guest: You will get nothing out of me, scum!</w:t>
       </w:r>
       <w:r>
         <w:rPr>
@@ -2551,24 +2622,6 @@
           <w:sz w:val="24"/>
           <w:szCs w:val="24"/>
           <w:highlight w:val="none"/>
-        </w:rPr>
-        <w:t xml:space="preserve">The notorious </w:t>
-      </w:r>
-      <w:r>
-        <w:rPr>
-          <w:rFonts w:ascii="Calibri" w:hAnsi="Calibri" w:eastAsia="Calibri" w:cs="Calibri"/>
-          <w:sz w:val="24"/>
-          <w:szCs w:val="24"/>
-          <w:highlight w:val="none"/>
-        </w:rPr>
-        <w:t xml:space="preserve">Captain Horai. The traitor!</w:t>
-      </w:r>
-      <w:r>
-        <w:rPr>
-          <w:rFonts w:ascii="Calibri" w:hAnsi="Calibri" w:eastAsia="Calibri" w:cs="Calibri"/>
-          <w:sz w:val="24"/>
-          <w:szCs w:val="24"/>
-          <w:highlight w:val="yellow"/>
         </w:rPr>
       </w:r>
       <w:r>
@@ -2599,14 +2652,14 @@
           <w:szCs w:val="24"/>
           <w:highlight w:val="none"/>
         </w:rPr>
-        <w:t xml:space="preserve">Captain: In the flesh, happy to oblige.</w:t>
+        <w:t xml:space="preserve">Jalak: Boss, can I carvi him up now?</w:t>
       </w:r>
       <w:r>
         <w:rPr>
           <w:rFonts w:ascii="Calibri" w:hAnsi="Calibri" w:eastAsia="Calibri" w:cs="Calibri"/>
           <w:sz w:val="24"/>
           <w:szCs w:val="24"/>
-          <w:highlight w:val="yellow"/>
+          <w:highlight w:val="none"/>
         </w:rPr>
       </w:r>
       <w:r>
@@ -2637,14 +2690,14 @@
           <w:szCs w:val="24"/>
           <w:highlight w:val="none"/>
         </w:rPr>
-        <w:t xml:space="preserve">Guest: You will get nothing out of me, scum!</w:t>
+        <w:t xml:space="preserve">Captain: Now now, Jalak.. let’s not be rude to our guest over here. We still have to find out what type of treasure he is bargaining his life for.</w:t>
       </w:r>
       <w:r>
         <w:rPr>
           <w:rFonts w:ascii="Calibri" w:hAnsi="Calibri" w:eastAsia="Calibri" w:cs="Calibri"/>
           <w:sz w:val="24"/>
           <w:szCs w:val="24"/>
-          <w:highlight w:val="yellow"/>
+          <w:highlight w:val="none"/>
         </w:rPr>
       </w:r>
       <w:r>
@@ -2665,17 +2718,17 @@
           <w:rFonts w:ascii="Calibri" w:hAnsi="Calibri" w:eastAsia="Calibri" w:cs="Calibri"/>
           <w:sz w:val="24"/>
           <w:szCs w:val="24"/>
+          <w:highlight w:val="yellow"/>
+        </w:rPr>
+      </w:pPr>
+      <w:r>
+        <w:rPr>
+          <w:rFonts w:ascii="Calibri" w:hAnsi="Calibri" w:eastAsia="Calibri" w:cs="Calibri"/>
+          <w:sz w:val="24"/>
+          <w:szCs w:val="24"/>
           <w:highlight w:val="none"/>
         </w:rPr>
-      </w:pPr>
-      <w:r>
-        <w:rPr>
-          <w:rFonts w:ascii="Calibri" w:hAnsi="Calibri" w:eastAsia="Calibri" w:cs="Calibri"/>
-          <w:sz w:val="24"/>
-          <w:szCs w:val="24"/>
-          <w:highlight w:val="none"/>
-        </w:rPr>
-        <w:t xml:space="preserve">Jalak: Boss, can I carvi him up now?</w:t>
+        <w:t xml:space="preserve">Guest: There is no treasure on this ship! You are wasting your time!</w:t>
       </w:r>
       <w:r>
         <w:rPr>
@@ -2690,7 +2743,7 @@
           <w:rFonts w:ascii="Calibri" w:hAnsi="Calibri" w:eastAsia="Calibri" w:cs="Calibri"/>
           <w:sz w:val="24"/>
           <w:szCs w:val="24"/>
-          <w:highlight w:val="none"/>
+          <w:highlight w:val="yellow"/>
         </w:rPr>
       </w:r>
     </w:p>
@@ -2713,14 +2766,14 @@
           <w:szCs w:val="24"/>
           <w:highlight w:val="none"/>
         </w:rPr>
-        <w:t xml:space="preserve">Captain: Now now, Jalak.. let’s not be rude to our guest over here. We still have to find out what type of treasure he is bargaining his life for.</w:t>
+        <w:t xml:space="preserve">Captain: Well, let me see. Reinforced armored hull, check. Sturdy cannons, check. Fight crew, check. Very secure vault, double check. So how is it that this is not a big juicy-fat credit transfer?</w:t>
       </w:r>
       <w:r>
         <w:rPr>
           <w:rFonts w:ascii="Calibri" w:hAnsi="Calibri" w:eastAsia="Calibri" w:cs="Calibri"/>
           <w:sz w:val="24"/>
           <w:szCs w:val="24"/>
-          <w:highlight w:val="yellow"/>
+          <w:highlight w:val="none"/>
         </w:rPr>
       </w:r>
       <w:r>
@@ -2741,7 +2794,7 @@
           <w:rFonts w:ascii="Calibri" w:hAnsi="Calibri" w:eastAsia="Calibri" w:cs="Calibri"/>
           <w:sz w:val="24"/>
           <w:szCs w:val="24"/>
-          <w:highlight w:val="yellow"/>
+          <w:highlight w:val="white"/>
         </w:rPr>
       </w:pPr>
       <w:r>
@@ -2749,16 +2802,16 @@
           <w:rFonts w:ascii="Calibri" w:hAnsi="Calibri" w:eastAsia="Calibri" w:cs="Calibri"/>
           <w:sz w:val="24"/>
           <w:szCs w:val="24"/>
-          <w:highlight w:val="none"/>
-        </w:rPr>
-        <w:t xml:space="preserve">Guest: There is no treasure on this ship! You are wasting your time!</w:t>
+          <w:highlight w:val="white"/>
+        </w:rPr>
+        <w:t xml:space="preserve">Guest: You will only find hell inside there!</w:t>
       </w:r>
       <w:r>
         <w:rPr>
           <w:rFonts w:ascii="Calibri" w:hAnsi="Calibri" w:eastAsia="Calibri" w:cs="Calibri"/>
           <w:sz w:val="24"/>
           <w:szCs w:val="24"/>
-          <w:highlight w:val="none"/>
+          <w:highlight w:val="white"/>
         </w:rPr>
       </w:r>
       <w:r>
@@ -2766,7 +2819,7 @@
           <w:rFonts w:ascii="Calibri" w:hAnsi="Calibri" w:eastAsia="Calibri" w:cs="Calibri"/>
           <w:sz w:val="24"/>
           <w:szCs w:val="24"/>
-          <w:highlight w:val="yellow"/>
+          <w:highlight w:val="white"/>
         </w:rPr>
       </w:r>
     </w:p>
@@ -2789,7 +2842,16 @@
           <w:szCs w:val="24"/>
           <w:highlight w:val="none"/>
         </w:rPr>
-        <w:t xml:space="preserve">Captain: Well, let me see. Reinforced armored hull, check. Sturdy cannons, check. Fight crew, check. Very secure vault, double check. So how is it that this is not a big juicy-fat credit transfer?</w:t>
+        <w:t xml:space="preserve">Captain: Oh, HELL is a place I know very well!</w:t>
+      </w:r>
+      <w:r>
+        <w:rPr>
+          <w:rFonts w:ascii="Calibri" w:hAnsi="Calibri" w:cs="Calibri"/>
+          <w:sz w:val="24"/>
+          <w:szCs w:val="24"/>
+          <w:highlight w:val="none"/>
+        </w:rPr>
+        <w:t xml:space="preserve"> Hell is welcoming around these parts. Jalak, take a peak inside!</w:t>
       </w:r>
       <w:r>
         <w:rPr>
@@ -2817,7 +2879,7 @@
           <w:rFonts w:ascii="Calibri" w:hAnsi="Calibri" w:eastAsia="Calibri" w:cs="Calibri"/>
           <w:sz w:val="24"/>
           <w:szCs w:val="24"/>
-          <w:highlight w:val="white"/>
+          <w:highlight w:val="none"/>
         </w:rPr>
       </w:pPr>
       <w:r>
@@ -2825,16 +2887,16 @@
           <w:rFonts w:ascii="Calibri" w:hAnsi="Calibri" w:eastAsia="Calibri" w:cs="Calibri"/>
           <w:sz w:val="24"/>
           <w:szCs w:val="24"/>
-          <w:highlight w:val="white"/>
-        </w:rPr>
-        <w:t xml:space="preserve">Guest: You will only find hell inside there!</w:t>
+          <w:highlight w:val="none"/>
+        </w:rPr>
+        <w:t xml:space="preserve">Guest: Good luck tryin..</w:t>
       </w:r>
       <w:r>
         <w:rPr>
           <w:rFonts w:ascii="Calibri" w:hAnsi="Calibri" w:eastAsia="Calibri" w:cs="Calibri"/>
           <w:sz w:val="24"/>
           <w:szCs w:val="24"/>
-          <w:highlight w:val="white"/>
+          <w:highlight w:val="none"/>
         </w:rPr>
       </w:r>
       <w:r>
@@ -2842,7 +2904,7 @@
           <w:rFonts w:ascii="Calibri" w:hAnsi="Calibri" w:eastAsia="Calibri" w:cs="Calibri"/>
           <w:sz w:val="24"/>
           <w:szCs w:val="24"/>
-          <w:highlight w:val="white"/>
+          <w:highlight w:val="none"/>
         </w:rPr>
       </w:r>
     </w:p>
@@ -2865,16 +2927,7 @@
           <w:szCs w:val="24"/>
           <w:highlight w:val="none"/>
         </w:rPr>
-        <w:t xml:space="preserve">Captain: Oh, HELL is a place I know very well!</w:t>
-      </w:r>
-      <w:r>
-        <w:rPr>
-          <w:rFonts w:ascii="Calibri" w:hAnsi="Calibri" w:cs="Calibri"/>
-          <w:sz w:val="24"/>
-          <w:szCs w:val="24"/>
-          <w:highlight w:val="none"/>
-        </w:rPr>
-        <w:t xml:space="preserve"> Hell is welcoming around these parts. Jalak, take a peak inside!</w:t>
+        <w:t xml:space="preserve">Jalak: Got da deors, Boss! </w:t>
       </w:r>
       <w:r>
         <w:rPr>
@@ -2912,7 +2965,7 @@
           <w:szCs w:val="24"/>
           <w:highlight w:val="none"/>
         </w:rPr>
-        <w:t xml:space="preserve">Guest: Good luck tryin..</w:t>
+        <w:t xml:space="preserve">Guest: Nooooo! Do not let that thing contaminate the ship. SHUT IT DOWN!</w:t>
       </w:r>
       <w:r>
         <w:rPr>
@@ -2950,7 +3003,7 @@
           <w:szCs w:val="24"/>
           <w:highlight w:val="none"/>
         </w:rPr>
-        <w:t xml:space="preserve">Jalak: Got da deors, Boss! </w:t>
+        <w:t xml:space="preserve">Captain: Oooh my, oh my, oh my. A biological weapons cache. And a very illegal one as well.</w:t>
       </w:r>
       <w:r>
         <w:rPr>
@@ -2988,7 +3041,7 @@
           <w:szCs w:val="24"/>
           <w:highlight w:val="none"/>
         </w:rPr>
-        <w:t xml:space="preserve">Guest: Nooooo! Do not let that thing contaminate the ship. SHUT IT DOWN!</w:t>
+        <w:t xml:space="preserve">Guest: Close the door, we will all die you idiots.</w:t>
       </w:r>
       <w:r>
         <w:rPr>
@@ -3026,11 +3079,11 @@
           <w:szCs w:val="24"/>
           <w:highlight w:val="none"/>
         </w:rPr>
-        <w:t xml:space="preserve">Captain: Oooh my, oh my, oh my. A biological weapons cache. And a very illegal one as well.</w:t>
+        <w:t xml:space="preserve">Captain: Boys, haul the respectable captain inside the chamber with one of the vials.</w:t>
       </w:r>
       <w:r>
         <w:rPr>
-          <w:rFonts w:ascii="Calibri" w:hAnsi="Calibri" w:cs="Calibri"/>
+          <w:rFonts w:ascii="Calibri" w:hAnsi="Calibri" w:eastAsia="Calibri" w:cs="Calibri"/>
           <w:sz w:val="24"/>
           <w:szCs w:val="24"/>
           <w:highlight w:val="none"/>
@@ -3064,11 +3117,11 @@
           <w:szCs w:val="24"/>
           <w:highlight w:val="none"/>
         </w:rPr>
-        <w:t xml:space="preserve">Guest: Close the door, we will all die you idiots.</w:t>
+        <w:t xml:space="preserve">Guest: NOOOOOOOO, let me go! Shoot me now, please, do not do this!</w:t>
       </w:r>
       <w:r>
         <w:rPr>
-          <w:rFonts w:ascii="Calibri" w:hAnsi="Calibri" w:cs="Calibri"/>
+          <w:rFonts w:ascii="Calibri" w:hAnsi="Calibri" w:eastAsia="Calibri" w:cs="Calibri"/>
           <w:sz w:val="24"/>
           <w:szCs w:val="24"/>
           <w:highlight w:val="none"/>
@@ -3102,11 +3155,20 @@
           <w:szCs w:val="24"/>
           <w:highlight w:val="none"/>
         </w:rPr>
-        <w:t xml:space="preserve">Captain: Boys, haul the respectable captain inside the chamber with one of the vials.</w:t>
+        <w:t xml:space="preserve">Captain: </w:t>
       </w:r>
       <w:r>
         <w:rPr>
-          <w:rFonts w:ascii="Calibri" w:hAnsi="Calibri" w:cs="Calibri"/>
+          <w:rFonts w:ascii="Calibri" w:hAnsi="Calibri" w:eastAsia="Calibri" w:cs="Calibri"/>
+          <w:sz w:val="24"/>
+          <w:szCs w:val="24"/>
+          <w:highlight w:val="none"/>
+        </w:rPr>
+        <w:t xml:space="preserve">The infamous Mutagen XY-9. I even heard a rumor that the colony where this was developed is not having its sun devoured by the Empire’s enemy of war. A fitting payback if I might add. A drop of this and its victims will go so inane to the point where they will rip their own guts out to eat them.</w:t>
+      </w:r>
+      <w:r>
+        <w:rPr>
+          <w:rFonts w:ascii="Calibri" w:hAnsi="Calibri" w:eastAsia="Calibri" w:cs="Calibri"/>
           <w:sz w:val="24"/>
           <w:szCs w:val="24"/>
           <w:highlight w:val="none"/>
@@ -3140,11 +3202,11 @@
           <w:szCs w:val="24"/>
           <w:highlight w:val="none"/>
         </w:rPr>
-        <w:t xml:space="preserve">Guest: NOOOOOOOO, let me go! Shoot me now, please, do not do this!</w:t>
+        <w:t xml:space="preserve">Guest: Mercy, I beg of you!</w:t>
       </w:r>
       <w:r>
         <w:rPr>
-          <w:rFonts w:ascii="Calibri" w:hAnsi="Calibri" w:cs="Calibri"/>
+          <w:rFonts w:ascii="Calibri" w:hAnsi="Calibri" w:eastAsia="Calibri" w:cs="Calibri"/>
           <w:sz w:val="24"/>
           <w:szCs w:val="24"/>
           <w:highlight w:val="none"/>
@@ -3178,20 +3240,11 @@
           <w:szCs w:val="24"/>
           <w:highlight w:val="none"/>
         </w:rPr>
-        <w:t xml:space="preserve">Captain: </w:t>
+        <w:t xml:space="preserve">Captain: Did the Empire have mercy when they gunned down my unit and chased me like a dog to hide the genocides they forced us to do in their name? There is no mercy here captain, only pain! Release the dose!</w:t>
       </w:r>
       <w:r>
         <w:rPr>
           <w:rFonts w:ascii="Calibri" w:hAnsi="Calibri" w:eastAsia="Calibri" w:cs="Calibri"/>
-          <w:sz w:val="24"/>
-          <w:szCs w:val="24"/>
-          <w:highlight w:val="none"/>
-        </w:rPr>
-        <w:t xml:space="preserve">The infamous Mutagen XY-9. A drop of this and its victims will go so inane to the point where they will rip their own guts out to eat them.</w:t>
-      </w:r>
-      <w:r>
-        <w:rPr>
-          <w:rFonts w:ascii="Calibri" w:hAnsi="Calibri" w:cs="Calibri"/>
           <w:sz w:val="24"/>
           <w:szCs w:val="24"/>
           <w:highlight w:val="none"/>
@@ -3225,11 +3278,11 @@
           <w:szCs w:val="24"/>
           <w:highlight w:val="none"/>
         </w:rPr>
-        <w:t xml:space="preserve">Guest: Mercy, I beg of you!</w:t>
+        <w:t xml:space="preserve">::[Extremely violent sounds ravage in the background for over 2 hours]::</w:t>
       </w:r>
       <w:r>
         <w:rPr>
-          <w:rFonts w:ascii="Calibri" w:hAnsi="Calibri" w:cs="Calibri"/>
+          <w:rFonts w:ascii="Calibri" w:hAnsi="Calibri" w:eastAsia="Calibri" w:cs="Calibri"/>
           <w:sz w:val="24"/>
           <w:szCs w:val="24"/>
           <w:highlight w:val="none"/>
@@ -3263,7 +3316,7 @@
           <w:szCs w:val="24"/>
           <w:highlight w:val="none"/>
         </w:rPr>
-        <w:t xml:space="preserve">Captain: Did the Empire have mercy when it gunned down my unit and chased me like a dog to hide their own genocides we were forced to do in its name? There is no mercy here captain, only pain! Release the dose!</w:t>
+        <w:t xml:space="preserve">Grog: Boss, what do we do with the stiff?</w:t>
       </w:r>
       <w:r>
         <w:rPr>
@@ -3301,83 +3354,7 @@
           <w:szCs w:val="24"/>
           <w:highlight w:val="none"/>
         </w:rPr>
-        <w:t xml:space="preserve">::[Extremely violent sounds ravage in the background for over 2 hours]::</w:t>
-      </w:r>
-      <w:r>
-        <w:rPr>
-          <w:rFonts w:ascii="Calibri" w:hAnsi="Calibri" w:eastAsia="Calibri" w:cs="Calibri"/>
-          <w:sz w:val="24"/>
-          <w:szCs w:val="24"/>
-          <w:highlight w:val="none"/>
-        </w:rPr>
-      </w:r>
-      <w:r>
-        <w:rPr>
-          <w:rFonts w:ascii="Calibri" w:hAnsi="Calibri" w:eastAsia="Calibri" w:cs="Calibri"/>
-          <w:sz w:val="24"/>
-          <w:szCs w:val="24"/>
-          <w:highlight w:val="none"/>
-        </w:rPr>
-      </w:r>
-    </w:p>
-    <w:p>
-      <w:pPr>
-        <w:pBdr/>
-        <w:spacing/>
-        <w:ind/>
-        <w:rPr>
-          <w:rFonts w:ascii="Calibri" w:hAnsi="Calibri" w:eastAsia="Calibri" w:cs="Calibri"/>
-          <w:sz w:val="24"/>
-          <w:szCs w:val="24"/>
-          <w:highlight w:val="none"/>
-        </w:rPr>
-      </w:pPr>
-      <w:r>
-        <w:rPr>
-          <w:rFonts w:ascii="Calibri" w:hAnsi="Calibri" w:eastAsia="Calibri" w:cs="Calibri"/>
-          <w:sz w:val="24"/>
-          <w:szCs w:val="24"/>
-          <w:highlight w:val="none"/>
-        </w:rPr>
-        <w:t xml:space="preserve">Grog: Boss, what do we do with the stiff?</w:t>
-      </w:r>
-      <w:r>
-        <w:rPr>
-          <w:rFonts w:ascii="Calibri" w:hAnsi="Calibri" w:eastAsia="Calibri" w:cs="Calibri"/>
-          <w:sz w:val="24"/>
-          <w:szCs w:val="24"/>
-          <w:highlight w:val="none"/>
-        </w:rPr>
-      </w:r>
-      <w:r>
-        <w:rPr>
-          <w:rFonts w:ascii="Calibri" w:hAnsi="Calibri" w:eastAsia="Calibri" w:cs="Calibri"/>
-          <w:sz w:val="24"/>
-          <w:szCs w:val="24"/>
-          <w:highlight w:val="none"/>
-        </w:rPr>
-      </w:r>
-    </w:p>
-    <w:p>
-      <w:pPr>
-        <w:pBdr/>
-        <w:spacing/>
-        <w:ind/>
-        <w:rPr>
-          <w:rFonts w:ascii="Calibri" w:hAnsi="Calibri" w:eastAsia="Calibri" w:cs="Calibri"/>
-          <w:sz w:val="24"/>
-          <w:szCs w:val="24"/>
-          <w:highlight w:val="none"/>
-        </w:rPr>
-      </w:pPr>
-      <w:r>
-        <w:rPr>
-          <w:rFonts w:ascii="Calibri" w:hAnsi="Calibri" w:eastAsia="Calibri" w:cs="Calibri"/>
-          <w:sz w:val="24"/>
-          <w:szCs w:val="24"/>
-          <w:highlight w:val="none"/>
-        </w:rPr>
-        <w:t xml:space="preserve">Captain: Hurl the ship into the sun. This thing dies very hard.</w:t>
+        <w:t xml:space="preserve">Captain: Hurl the ship into the sun. This thing won’t die easy.</w:t>
       </w:r>
       <w:r>
         <w:rPr>
@@ -3824,38 +3801,6 @@
       <w:r>
         <w:rPr>
           <w:rFonts w:ascii="Calibri" w:hAnsi="Calibri" w:cs="Calibri"/>
-          <w:sz w:val="24"/>
-          <w:szCs w:val="24"/>
-          <w:highlight w:val="none"/>
-        </w:rPr>
-      </w:r>
-      <w:r>
-        <w:rPr>
-          <w:rFonts w:ascii="Calibri" w:hAnsi="Calibri" w:cs="Calibri"/>
-          <w:sz w:val="24"/>
-          <w:szCs w:val="24"/>
-          <w:highlight w:val="none"/>
-        </w:rPr>
-      </w:r>
-      <w:r>
-        <w:rPr>
-          <w:rFonts w:ascii="Calibri" w:hAnsi="Calibri" w:eastAsia="Calibri" w:cs="Calibri"/>
-          <w:sz w:val="24"/>
-          <w:szCs w:val="24"/>
-          <w:highlight w:val="none"/>
-        </w:rPr>
-      </w:r>
-      <w:r>
-        <w:rPr>
-          <w:rFonts w:ascii="Calibri" w:hAnsi="Calibri" w:eastAsia="Calibri" w:cs="Calibri"/>
-          <w:sz w:val="24"/>
-          <w:szCs w:val="24"/>
-          <w:highlight w:val="none"/>
-        </w:rPr>
-      </w:r>
-      <w:r>
-        <w:rPr>
-          <w:rFonts w:ascii="Calibri" w:hAnsi="Calibri" w:eastAsia="Calibri" w:cs="Calibri"/>
           <w:sz w:val="24"/>
           <w:szCs w:val="24"/>
           <w:highlight w:val="none"/>

--- a/[1]Books/Captain Horai.docx
+++ b/[1]Books/Captain Horai.docx
@@ -3164,7 +3164,16 @@
           <w:szCs w:val="24"/>
           <w:highlight w:val="none"/>
         </w:rPr>
-        <w:t xml:space="preserve">The infamous Mutagen XY-9. I even heard a rumor that the colony where this was developed is not having its sun devoured by the Empire’s enemy of war. A fitting payback if I might add. A drop of this and its victims will go so inane to the point where they will rip their own guts out to eat them.</w:t>
+        <w:t xml:space="preserve">The infamous Mutagen XY-9. I even heard </w:t>
+      </w:r>
+      <w:r>
+        <w:rPr>
+          <w:rFonts w:ascii="Calibri" w:hAnsi="Calibri" w:eastAsia="Calibri" w:cs="Calibri"/>
+          <w:sz w:val="24"/>
+          <w:szCs w:val="24"/>
+          <w:highlight w:val="none"/>
+        </w:rPr>
+        <w:t xml:space="preserve">a rumor that the colony where this was developed is not having its sun devoured by the Empire’s enemy of war. A fitting payback if I might add. A drop of this and its victims will go so inane to the point where they will rip their own guts out to eat them.</w:t>
       </w:r>
       <w:r>
         <w:rPr>
@@ -3834,7 +3843,7 @@
           <w:szCs w:val="24"/>
           <w:highlight w:val="none"/>
         </w:rPr>
-        <w:t xml:space="preserve">::[End of transmission. The buyer could not be identified due to captain Horai’s escape. Crew terminated after interrogation. Pending further pirate hunts]::</w:t>
+        <w:t xml:space="preserve">::[End of transmission. Captain Horai could not be located. Crew terminated after prolonged interrogations]::</w:t>
       </w:r>
       <w:r>
         <w:rPr>

--- a/[1]Books/Captain Horai.docx
+++ b/[1]Books/Captain Horai.docx
@@ -58,7 +58,7 @@
           <w:szCs w:val="24"/>
           <w:highlight w:val="none"/>
         </w:rPr>
-        <w:t xml:space="preserve">Grog: Oi, table head, is the food done?</w:t>
+        <w:t xml:space="preserve">Grog: -Oi, table head, is the food done?</w:t>
       </w:r>
       <w:r>
         <w:rPr>
@@ -96,7 +96,7 @@
           <w:szCs w:val="24"/>
           <w:highlight w:val="none"/>
         </w:rPr>
-        <w:t xml:space="preserve">Jalak: Not yit you sodding toothlis bastard! Wait for da meat to cuuk or we all blow up da toilets again!</w:t>
+        <w:t xml:space="preserve">Jalak: -Not yit you sodding toothlis bastard! Wait for da meat to cuuk or we all blow up da toilets again!</w:t>
       </w:r>
       <w:r>
         <w:rPr>
@@ -134,7 +134,7 @@
           <w:szCs w:val="24"/>
           <w:highlight w:val="none"/>
         </w:rPr>
-        <w:t xml:space="preserve">Grog: Boss won’t like that.</w:t>
+        <w:t xml:space="preserve">Grog: -Boss won’t like that.</w:t>
       </w:r>
       <w:r>
         <w:rPr>
@@ -172,7 +172,7 @@
           <w:szCs w:val="24"/>
           <w:highlight w:val="none"/>
         </w:rPr>
-        <w:t xml:space="preserve">Jalak: Just fiv more minits!</w:t>
+        <w:t xml:space="preserve">Jalak: -Just fiv more minits!</w:t>
       </w:r>
       <w:r>
         <w:rPr>
@@ -210,7 +210,7 @@
           <w:szCs w:val="24"/>
           <w:highlight w:val="none"/>
         </w:rPr>
-        <w:t xml:space="preserve">Grog: It was five more minutes, ten minutes ago! Are you cooking that lizard ass with a sprictonmoter lens at rays of the sun?</w:t>
+        <w:t xml:space="preserve">Grog: -It was five more minutes, ten minutes ago! Are you cooking that lizard ass with a sprictonmoter lens at rays of the sun?</w:t>
       </w:r>
       <w:r>
         <w:rPr>
@@ -248,7 +248,7 @@
           <w:szCs w:val="24"/>
           <w:highlight w:val="none"/>
         </w:rPr>
-        <w:t xml:space="preserve">Jalak: It’s called ai sponctomater you critin cow!</w:t>
+        <w:t xml:space="preserve">Jalak: -It’s called ai sponctomater you critin cow!</w:t>
       </w:r>
       <w:r>
         <w:rPr>
@@ -286,7 +286,7 @@
           <w:szCs w:val="24"/>
           <w:highlight w:val="none"/>
         </w:rPr>
-        <w:t xml:space="preserve">Captain: It’s called a spectometer, boys.</w:t>
+        <w:t xml:space="preserve">Captain: -It’s called a spectometer, boys.</w:t>
       </w:r>
       <w:r>
         <w:rPr>
@@ -324,7 +324,7 @@
           <w:szCs w:val="24"/>
           <w:highlight w:val="none"/>
         </w:rPr>
-        <w:t xml:space="preserve">Grog: Captain Horai, we were just about to come and fetch ya! Weren’t we lads?</w:t>
+        <w:t xml:space="preserve">Grog: -Captain Horai, we were just about to come and fetch ya! Weren’t we lads?</w:t>
       </w:r>
       <w:r>
         <w:rPr>
@@ -362,7 +362,7 @@
           <w:szCs w:val="24"/>
           <w:highlight w:val="none"/>
         </w:rPr>
-        <w:t xml:space="preserve">Da Boys: Ya ya!</w:t>
+        <w:t xml:space="preserve">Da Boys: -Ya ya!</w:t>
       </w:r>
       <w:r>
         <w:rPr>
@@ -400,7 +400,7 @@
           <w:szCs w:val="24"/>
           <w:highlight w:val="none"/>
         </w:rPr>
-        <w:t xml:space="preserve">Captain: No lollygagging on my ship! Mister Grog, where is our whale?</w:t>
+        <w:t xml:space="preserve">Captain: -No lollygagging on my ship! Mister Grog, where is our whale?</w:t>
       </w:r>
       <w:r>
         <w:rPr>
@@ -438,7 +438,7 @@
           <w:szCs w:val="24"/>
           <w:highlight w:val="none"/>
         </w:rPr>
-        <w:t xml:space="preserve">Grog: Waiting to depart its beautiful overprotective fort, Boss.</w:t>
+        <w:t xml:space="preserve">Grog: -Waiting to depart its beautiful overprotective fort, Boss.</w:t>
       </w:r>
       <w:r>
         <w:rPr>
@@ -476,7 +476,7 @@
           <w:szCs w:val="24"/>
           <w:highlight w:val="none"/>
         </w:rPr>
-        <w:t xml:space="preserve">Captain: Jalak, don’t burn the meat or I’ll tell the boys to roast you this evening!</w:t>
+        <w:t xml:space="preserve">Captain: -Jalak, don’t burn the meat or I’ll tell the boys to roast you this evening!</w:t>
       </w:r>
       <w:r>
         <w:rPr>
@@ -514,7 +514,7 @@
           <w:szCs w:val="24"/>
           <w:highlight w:val="none"/>
         </w:rPr>
-        <w:t xml:space="preserve">Jalak: No worri Boss, Jalak is maister chef, he he.</w:t>
+        <w:t xml:space="preserve">Jalak: -No worri Boss, Jalak is maister chef, he he.</w:t>
       </w:r>
       <w:r>
         <w:rPr>
@@ -552,7 +552,7 @@
           <w:szCs w:val="24"/>
           <w:highlight w:val="none"/>
         </w:rPr>
-        <w:t xml:space="preserve">Captain: Oh merciless gods, the sacrifices you make me endure. Set a course for the rendezvous </w:t>
+        <w:t xml:space="preserve">Captain: -Oh merciless gods, the sacrifices you make me endure. Set a course for the rendezvous </w:t>
       </w:r>
       <w:r>
         <w:rPr>
@@ -599,7 +599,7 @@
           <w:szCs w:val="24"/>
           <w:highlight w:val="none"/>
         </w:rPr>
-        <w:t xml:space="preserve">Grog: We have fuel in the tanks, Boss.</w:t>
+        <w:t xml:space="preserve">Grog: -We have fuel in the tanks, Boss.</w:t>
       </w:r>
       <w:r>
         <w:rPr>
@@ -637,7 +637,7 @@
           <w:szCs w:val="24"/>
           <w:highlight w:val="none"/>
         </w:rPr>
-        <w:t xml:space="preserve">Captain: The ambush place, Grog. Go to the ambush place before I whip you a few!</w:t>
+        <w:t xml:space="preserve">Captain: -The ambush place, Grog. Go to the ambush place before I whip you a few!</w:t>
       </w:r>
       <w:r>
         <w:rPr>
@@ -675,7 +675,7 @@
           <w:szCs w:val="24"/>
           <w:highlight w:val="none"/>
         </w:rPr>
-        <w:t xml:space="preserve">Grog: Alright boys, fetch the anchor and let’s sail free!</w:t>
+        <w:t xml:space="preserve">Grog: -Alright boys, fetch the anchor and let’s sail free!</w:t>
       </w:r>
       <w:r>
         <w:rPr>
@@ -730,7 +730,7 @@
           <w:szCs w:val="24"/>
           <w:highlight w:val="none"/>
         </w:rPr>
-        <w:t xml:space="preserve">: Yarrr!</w:t>
+        <w:t xml:space="preserve">: -Yarrr!</w:t>
       </w:r>
       <w:r>
         <w:rPr>
@@ -768,7 +768,7 @@
           <w:szCs w:val="24"/>
           <w:highlight w:val="none"/>
         </w:rPr>
-        <w:t xml:space="preserve">Captain: Let’s have us a jolly good singing to raise the spirits on deck!</w:t>
+        <w:t xml:space="preserve">Captain: -Let’s have us a jolly good singing to raise the spirits on deck!</w:t>
       </w:r>
       <w:r>
         <w:rPr>
@@ -2312,7 +2312,7 @@
           <w:szCs w:val="24"/>
           <w:highlight w:val="none"/>
         </w:rPr>
-        <w:t xml:space="preserve">Jalak: Dere she blows!</w:t>
+        <w:t xml:space="preserve">Jalak: -Dere she blows!</w:t>
       </w:r>
       <w:r>
         <w:rPr>
@@ -2350,7 +2350,7 @@
           <w:szCs w:val="24"/>
           <w:highlight w:val="none"/>
         </w:rPr>
-        <w:t xml:space="preserve">Captain: Ok Boys, time for us to make our entrance! Mister Grog,</w:t>
+        <w:t xml:space="preserve">Captain: -Ok Boys, time for us to make our entrance! Mister Grog,</w:t>
       </w:r>
       <w:r>
         <w:rPr>
@@ -2397,7 +2397,7 @@
           <w:szCs w:val="24"/>
           <w:highlight w:val="none"/>
         </w:rPr>
-        <w:t xml:space="preserve">Grog: Ayyy captain!</w:t>
+        <w:t xml:space="preserve">Grog: -Ayyy captain!</w:t>
       </w:r>
       <w:r>
         <w:rPr>
@@ -2473,7 +2473,7 @@
           <w:szCs w:val="24"/>
           <w:highlight w:val="none"/>
         </w:rPr>
-        <w:t xml:space="preserve">Captain: Good day dear captain!</w:t>
+        <w:t xml:space="preserve">Captain: -Good day dear captain!</w:t>
       </w:r>
       <w:r>
         <w:rPr>
@@ -2529,7 +2529,7 @@
           <w:szCs w:val="24"/>
           <w:highlight w:val="none"/>
         </w:rPr>
-        <w:t xml:space="preserve">The notorious </w:t>
+        <w:t xml:space="preserve">-The notorious </w:t>
       </w:r>
       <w:r>
         <w:rPr>
@@ -2576,7 +2576,7 @@
           <w:szCs w:val="24"/>
           <w:highlight w:val="none"/>
         </w:rPr>
-        <w:t xml:space="preserve">Captain: In the flesh, happy to oblige.</w:t>
+        <w:t xml:space="preserve">Captain: -In the flesh, happy to oblige.</w:t>
       </w:r>
       <w:r>
         <w:rPr>
@@ -2614,7 +2614,7 @@
           <w:szCs w:val="24"/>
           <w:highlight w:val="none"/>
         </w:rPr>
-        <w:t xml:space="preserve">Guest: You will get nothing out of me, scum!</w:t>
+        <w:t xml:space="preserve">Guest: -You will get nothing out of me, scum!</w:t>
       </w:r>
       <w:r>
         <w:rPr>
@@ -2652,7 +2652,7 @@
           <w:szCs w:val="24"/>
           <w:highlight w:val="none"/>
         </w:rPr>
-        <w:t xml:space="preserve">Jalak: Boss, can I carvi him up now?</w:t>
+        <w:t xml:space="preserve">Jalak: -Boss, can I carvi him up now?</w:t>
       </w:r>
       <w:r>
         <w:rPr>
@@ -2690,7 +2690,7 @@
           <w:szCs w:val="24"/>
           <w:highlight w:val="none"/>
         </w:rPr>
-        <w:t xml:space="preserve">Captain: Now now, Jalak.. let’s not be rude to our guest over here. We still have to find out what type of treasure he is bargaining his life for.</w:t>
+        <w:t xml:space="preserve">Captain: -Now now, Jalak.. let’s not be rude to our guest over here. We still have to find out what type of treasure he is bargaining his life for.</w:t>
       </w:r>
       <w:r>
         <w:rPr>
@@ -2728,7 +2728,7 @@
           <w:szCs w:val="24"/>
           <w:highlight w:val="none"/>
         </w:rPr>
-        <w:t xml:space="preserve">Guest: There is no treasure on this ship! You are wasting your time!</w:t>
+        <w:t xml:space="preserve">Guest: -There is no treasure on this ship! You are wasting your time!</w:t>
       </w:r>
       <w:r>
         <w:rPr>
@@ -2766,7 +2766,7 @@
           <w:szCs w:val="24"/>
           <w:highlight w:val="none"/>
         </w:rPr>
-        <w:t xml:space="preserve">Captain: Well, let me see. Reinforced armored hull, check. Sturdy cannons, check. Fight crew, check. Very secure vault, double check. So how is it that this is not a big juicy-fat credit transfer?</w:t>
+        <w:t xml:space="preserve">Captain: -Well, let me see. Reinforced armored hull, check. Sturdy cannons, check. Fight crew, check. Very secure vault, double check. So how is it that this is not a big juicy-fat credit transfer?</w:t>
       </w:r>
       <w:r>
         <w:rPr>
@@ -2804,7 +2804,7 @@
           <w:szCs w:val="24"/>
           <w:highlight w:val="white"/>
         </w:rPr>
-        <w:t xml:space="preserve">Guest: You will only find hell inside there!</w:t>
+        <w:t xml:space="preserve">Guest: -You will only find hell inside there!</w:t>
       </w:r>
       <w:r>
         <w:rPr>
@@ -2842,7 +2842,7 @@
           <w:szCs w:val="24"/>
           <w:highlight w:val="none"/>
         </w:rPr>
-        <w:t xml:space="preserve">Captain: Oh, HELL is a place I know very well!</w:t>
+        <w:t xml:space="preserve">Captain: -Oh, HELL is a place I know very well!</w:t>
       </w:r>
       <w:r>
         <w:rPr>
@@ -2889,7 +2889,7 @@
           <w:szCs w:val="24"/>
           <w:highlight w:val="none"/>
         </w:rPr>
-        <w:t xml:space="preserve">Guest: Good luck tryin..</w:t>
+        <w:t xml:space="preserve">Guest: -Good luck tryin..</w:t>
       </w:r>
       <w:r>
         <w:rPr>
@@ -2927,7 +2927,7 @@
           <w:szCs w:val="24"/>
           <w:highlight w:val="none"/>
         </w:rPr>
-        <w:t xml:space="preserve">Jalak: Got da deors, Boss! </w:t>
+        <w:t xml:space="preserve">Jalak: -Got da deors, Boss! </w:t>
       </w:r>
       <w:r>
         <w:rPr>
@@ -2965,7 +2965,7 @@
           <w:szCs w:val="24"/>
           <w:highlight w:val="none"/>
         </w:rPr>
-        <w:t xml:space="preserve">Guest: Nooooo! Do not let that thing contaminate the ship. SHUT IT DOWN!</w:t>
+        <w:t xml:space="preserve">Guest: -Nooooo! Do not let that thing contaminate the ship. SHUT IT DOWN!</w:t>
       </w:r>
       <w:r>
         <w:rPr>
@@ -3003,7 +3003,7 @@
           <w:szCs w:val="24"/>
           <w:highlight w:val="none"/>
         </w:rPr>
-        <w:t xml:space="preserve">Captain: Oooh my, oh my, oh my. A biological weapons cache. And a very illegal one as well.</w:t>
+        <w:t xml:space="preserve">Captain: -Oooh my, oh my, oh my. A biological weapons cache. And a very illegal one as well.</w:t>
       </w:r>
       <w:r>
         <w:rPr>
@@ -3041,7 +3041,7 @@
           <w:szCs w:val="24"/>
           <w:highlight w:val="none"/>
         </w:rPr>
-        <w:t xml:space="preserve">Guest: Close the door, we will all die you idiots.</w:t>
+        <w:t xml:space="preserve">Guest: -Close the door, we will all die you idiots.</w:t>
       </w:r>
       <w:r>
         <w:rPr>
@@ -3079,7 +3079,7 @@
           <w:szCs w:val="24"/>
           <w:highlight w:val="none"/>
         </w:rPr>
-        <w:t xml:space="preserve">Captain: Boys, haul the respectable captain inside the chamber with one of the vials.</w:t>
+        <w:t xml:space="preserve">Captain: -Boys, haul the respectable captain inside the chamber with one of the vials.</w:t>
       </w:r>
       <w:r>
         <w:rPr>
@@ -3117,7 +3117,7 @@
           <w:szCs w:val="24"/>
           <w:highlight w:val="none"/>
         </w:rPr>
-        <w:t xml:space="preserve">Guest: NOOOOOOOO, let me go! Shoot me now, please, do not do this!</w:t>
+        <w:t xml:space="preserve">Guest: -NOOOOOOOO, let me go! Shoot me now, please, do not do this!</w:t>
       </w:r>
       <w:r>
         <w:rPr>
@@ -3164,7 +3164,7 @@
           <w:szCs w:val="24"/>
           <w:highlight w:val="none"/>
         </w:rPr>
-        <w:t xml:space="preserve">The infamous Mutagen XY-9. I even heard </w:t>
+        <w:t xml:space="preserve">-The infamous Mutagen XY-9. I even heard </w:t>
       </w:r>
       <w:r>
         <w:rPr>
@@ -3211,7 +3211,7 @@
           <w:szCs w:val="24"/>
           <w:highlight w:val="none"/>
         </w:rPr>
-        <w:t xml:space="preserve">Guest: Mercy, I beg of you!</w:t>
+        <w:t xml:space="preserve">Guest: -Mercy, I beg of you!</w:t>
       </w:r>
       <w:r>
         <w:rPr>
@@ -3249,7 +3249,7 @@
           <w:szCs w:val="24"/>
           <w:highlight w:val="none"/>
         </w:rPr>
-        <w:t xml:space="preserve">Captain: Did the Empire have mercy when they gunned down my unit and chased me like a dog to hide the genocides they forced us to do in their name? There is no mercy here captain, only pain! Release the dose!</w:t>
+        <w:t xml:space="preserve">Captain: -Did the Empire have mercy when they gunned down my unit and chased me like a dog to hide the genocides they forced us to do in their name? There is no mercy here captain, only pain! Release the dose!</w:t>
       </w:r>
       <w:r>
         <w:rPr>
@@ -3325,7 +3325,7 @@
           <w:szCs w:val="24"/>
           <w:highlight w:val="none"/>
         </w:rPr>
-        <w:t xml:space="preserve">Grog: Boss, what do we do with the stiff?</w:t>
+        <w:t xml:space="preserve">Grog: -Boss, what do we do with the stiff?</w:t>
       </w:r>
       <w:r>
         <w:rPr>
@@ -3363,7 +3363,7 @@
           <w:szCs w:val="24"/>
           <w:highlight w:val="none"/>
         </w:rPr>
-        <w:t xml:space="preserve">Captain: Hurl the ship into the sun. This thing won’t die easy.</w:t>
+        <w:t xml:space="preserve">Captain: -Hurl the ship into the sun. This thing won’t die easy.</w:t>
       </w:r>
       <w:r>
         <w:rPr>
@@ -3401,7 +3401,7 @@
           <w:szCs w:val="24"/>
           <w:highlight w:val="none"/>
         </w:rPr>
-        <w:t xml:space="preserve">Grog: The whole ship?</w:t>
+        <w:t xml:space="preserve">Grog: -The whole ship?</w:t>
       </w:r>
       <w:r>
         <w:rPr>
@@ -3447,7 +3447,7 @@
           <w:szCs w:val="24"/>
           <w:highlight w:val="none"/>
         </w:rPr>
-        <w:t xml:space="preserve">Captain: Prepare our Lady for departure, this vessel is compromised.</w:t>
+        <w:t xml:space="preserve">Captain: -Prepare our Lady for departure, this vessel is compromised.</w:t>
       </w:r>
       <w:r>
         <w:rPr>
@@ -3485,7 +3485,7 @@
           <w:szCs w:val="24"/>
           <w:highlight w:val="none"/>
         </w:rPr>
-        <w:t xml:space="preserve">Grog: What about the cache?</w:t>
+        <w:t xml:space="preserve">Grog: -What about the cache?</w:t>
       </w:r>
       <w:r>
         <w:rPr>
@@ -3523,7 +3523,7 @@
           <w:szCs w:val="24"/>
           <w:highlight w:val="none"/>
         </w:rPr>
-        <w:t xml:space="preserve">Captain: We will keep it nice and cold, and set course for </w:t>
+        <w:t xml:space="preserve">Captain: -We will keep it nice and cold, and set course for </w:t>
       </w:r>
       <w:r>
         <w:t xml:space="preserve">the Nix-08 Solar System</w:t>
@@ -3573,7 +3573,7 @@
           <w:szCs w:val="24"/>
           <w:highlight w:val="none"/>
         </w:rPr>
-        <w:t xml:space="preserve">Grog: The new colonies?</w:t>
+        <w:t xml:space="preserve">Grog: -The new colonies?</w:t>
       </w:r>
       <w:r>
         <w:rPr>
@@ -3611,7 +3611,7 @@
           <w:szCs w:val="24"/>
           <w:highlight w:val="none"/>
         </w:rPr>
-        <w:t xml:space="preserve">Captain: Yes, we might just have a buyer there. These little mutagens need a new wealthy owner.</w:t>
+        <w:t xml:space="preserve">Captain: -Yes, we might just have a buyer there. These little mutagens need a new wealthy owner.</w:t>
       </w:r>
       <w:r>
         <w:rPr>
@@ -3649,7 +3649,7 @@
           <w:szCs w:val="24"/>
           <w:highlight w:val="none"/>
         </w:rPr>
-        <w:t xml:space="preserve">Grog: Ay captain. Setting course!</w:t>
+        <w:t xml:space="preserve">Grog: -Ay captain. Setting course!</w:t>
       </w:r>
       <w:r>
         <w:rPr>
@@ -3695,7 +3695,7 @@
           <w:szCs w:val="24"/>
           <w:highlight w:val="none"/>
         </w:rPr>
-        <w:t xml:space="preserve">Jalak: Food is riedy!</w:t>
+        <w:t xml:space="preserve">Jalak: -Food is riedy!</w:t>
       </w:r>
       <w:r>
         <w:rPr>
@@ -3750,7 +3750,7 @@
           <w:szCs w:val="24"/>
           <w:highlight w:val="none"/>
         </w:rPr>
-        <w:t xml:space="preserve"> Perfect timing. Dig in boys! Soon, we’re gonna get a nice fat bonus to drink our brains out.</w:t>
+        <w:t xml:space="preserve"> -Perfect timing. Dig in boys! Soon, we’re gonna get a nice fat bonus to drink our brains out.</w:t>
       </w:r>
       <w:r>
         <w:rPr>
@@ -3805,7 +3805,7 @@
           <w:szCs w:val="24"/>
           <w:highlight w:val="none"/>
         </w:rPr>
-        <w:t xml:space="preserve">: Yarrr!</w:t>
+        <w:t xml:space="preserve">: -Yarrr!</w:t>
       </w:r>
       <w:r>
         <w:rPr>
